--- a/8 лаба/Обработка.docx
+++ b/8 лаба/Обработка.docx
@@ -260,7 +260,18 @@
           <w:szCs w:val="28"/>
           <w:lang w:eastAsia="ru-RU"/>
         </w:rPr>
-        <w:t>по лабораторной работе №5</w:t>
+        <w:t>по лабораторной работе №</w:t>
+      </w:r>
+      <w:r>
+        <w:rPr>
+          <w:rFonts w:ascii="Times New Roman" w:eastAsia="Times New Roman" w:hAnsi="Times New Roman" w:cs="Times New Roman"/>
+          <w:b/>
+          <w:position w:val="-1"/>
+          <w:sz w:val="28"/>
+          <w:szCs w:val="28"/>
+          <w:lang w:eastAsia="ru-RU"/>
+        </w:rPr>
+        <w:t>8</w:t>
       </w:r>
     </w:p>
     <w:p>
@@ -337,7 +348,29 @@
           <w:szCs w:val="28"/>
           <w:lang w:eastAsia="ru-RU"/>
         </w:rPr>
-        <w:t>: «Обработка результатов прямых и косвенных измерений»</w:t>
+        <w:t>: «</w:t>
+      </w:r>
+      <w:r>
+        <w:rPr>
+          <w:rFonts w:ascii="Times New Roman" w:eastAsia="Times New Roman" w:hAnsi="Times New Roman" w:cs="Times New Roman"/>
+          <w:b/>
+          <w:position w:val="-1"/>
+          <w:sz w:val="28"/>
+          <w:szCs w:val="28"/>
+          <w:lang w:eastAsia="ru-RU"/>
+        </w:rPr>
+        <w:t>Измерение параметров электрических цепей</w:t>
+      </w:r>
+      <w:r>
+        <w:rPr>
+          <w:rFonts w:ascii="Times New Roman" w:eastAsia="Times New Roman" w:hAnsi="Times New Roman" w:cs="Times New Roman"/>
+          <w:b/>
+          <w:position w:val="-1"/>
+          <w:sz w:val="28"/>
+          <w:szCs w:val="28"/>
+          <w:lang w:eastAsia="ru-RU"/>
+        </w:rPr>
+        <w:t>»</w:t>
       </w:r>
     </w:p>
     <w:p>
@@ -469,6 +502,14 @@
                 <w:lang w:val="en-US"/>
               </w:rPr>
             </w:pPr>
+            <w:r>
+              <w:rPr>
+                <w:rFonts w:ascii="Times New Roman" w:hAnsi="Times New Roman" w:cs="Times New Roman"/>
+                <w:sz w:val="28"/>
+                <w:szCs w:val="28"/>
+              </w:rPr>
+              <w:t>Дергунов К. А.</w:t>
+            </w:r>
           </w:p>
         </w:tc>
       </w:tr>
@@ -537,6 +578,14 @@
                 <w:szCs w:val="28"/>
               </w:rPr>
             </w:pPr>
+            <w:r>
+              <w:rPr>
+                <w:rFonts w:ascii="Times New Roman" w:hAnsi="Times New Roman" w:cs="Times New Roman"/>
+                <w:sz w:val="28"/>
+                <w:szCs w:val="28"/>
+              </w:rPr>
+              <w:t>Симбирцев С. А.</w:t>
+            </w:r>
           </w:p>
         </w:tc>
       </w:tr>
@@ -605,6 +654,14 @@
                 <w:szCs w:val="28"/>
               </w:rPr>
             </w:pPr>
+            <w:r>
+              <w:rPr>
+                <w:rFonts w:ascii="Times New Roman" w:hAnsi="Times New Roman" w:cs="Times New Roman"/>
+                <w:sz w:val="28"/>
+                <w:szCs w:val="28"/>
+              </w:rPr>
+              <w:t>Гелета А. А.</w:t>
+            </w:r>
           </w:p>
         </w:tc>
       </w:tr>
@@ -833,27 +890,7 @@
           <w:sz w:val="28"/>
           <w:szCs w:val="20"/>
         </w:rPr>
-        <w:t xml:space="preserve">измерителем импеданса («измерителем </w:t>
-      </w:r>
-      <w:proofErr w:type="spellStart"/>
-      <w:r>
-        <w:rPr>
-          <w:rFonts w:ascii="Times New Roman" w:hAnsi="Times New Roman" w:cs="Times New Roman"/>
-          <w:bCs/>
-          <w:sz w:val="28"/>
-          <w:szCs w:val="20"/>
-        </w:rPr>
-        <w:t>иммитанса</w:t>
-      </w:r>
-      <w:proofErr w:type="spellEnd"/>
-      <w:r>
-        <w:rPr>
-          <w:rFonts w:ascii="Times New Roman" w:hAnsi="Times New Roman" w:cs="Times New Roman"/>
-          <w:bCs/>
-          <w:sz w:val="28"/>
-          <w:szCs w:val="20"/>
-        </w:rPr>
-        <w:t>»),</w:t>
+        <w:t>измерителем импеданса («измерителем иммитанса»),</w:t>
       </w:r>
     </w:p>
     <w:p>
@@ -953,27 +990,7 @@
           <w:sz w:val="28"/>
           <w:szCs w:val="20"/>
         </w:rPr>
-        <w:t xml:space="preserve">Измерить емкость C и тангенс угла потерь </w:t>
-      </w:r>
-      <w:proofErr w:type="spellStart"/>
-      <w:r>
-        <w:rPr>
-          <w:rFonts w:ascii="Times New Roman" w:hAnsi="Times New Roman" w:cs="Times New Roman"/>
-          <w:bCs/>
-          <w:sz w:val="28"/>
-          <w:szCs w:val="20"/>
-        </w:rPr>
-        <w:t>tg</w:t>
-      </w:r>
-      <w:proofErr w:type="spellEnd"/>
-      <w:r>
-        <w:rPr>
-          <w:rFonts w:ascii="Times New Roman" w:hAnsi="Times New Roman" w:cs="Times New Roman"/>
-          <w:bCs/>
-          <w:sz w:val="28"/>
-          <w:szCs w:val="20"/>
-        </w:rPr>
-        <w:t xml:space="preserve"> δ конденсатора, индуктивность L и добротность Q катушки измерителем импеданса по параллельной и последовательной схемам замещения; оценить погрешности результатов измерений.</w:t>
+        <w:t>Измерить емкость C и тангенс угла потерь tg δ конденсатора, индуктивность L и добротность Q катушки измерителем импеданса по параллельной и последовательной схемам замещения; оценить погрешности результатов измерений.</w:t>
       </w:r>
     </w:p>
     <w:p>
@@ -1139,25 +1156,7 @@
                 <w:sz w:val="28"/>
                 <w:szCs w:val="28"/>
               </w:rPr>
-              <w:t xml:space="preserve">Измеритель </w:t>
-            </w:r>
-            <w:proofErr w:type="spellStart"/>
-            <w:r>
-              <w:rPr>
-                <w:rFonts w:ascii="Times New Roman" w:hAnsi="Times New Roman" w:cs="Times New Roman"/>
-                <w:sz w:val="28"/>
-                <w:szCs w:val="28"/>
-              </w:rPr>
-              <w:t>иммитанса</w:t>
-            </w:r>
-            <w:proofErr w:type="spellEnd"/>
-            <w:r>
-              <w:rPr>
-                <w:rFonts w:ascii="Times New Roman" w:hAnsi="Times New Roman" w:cs="Times New Roman"/>
-                <w:sz w:val="28"/>
-                <w:szCs w:val="28"/>
-              </w:rPr>
-              <w:t xml:space="preserve"> Е7-21</w:t>
+              <w:t>Измеритель иммитанса</w:t>
             </w:r>
           </w:p>
           <w:p>
@@ -1227,7 +1226,6 @@
               <w:ind w:left="0"/>
               <w:jc w:val="center"/>
             </w:pPr>
-            <w:proofErr w:type="spellStart"/>
             <w:r>
               <w:rPr>
                 <w:rFonts w:ascii="Times New Roman" w:hAnsi="Times New Roman" w:cs="Times New Roman"/>
@@ -1245,41 +1243,13 @@
               </w:rPr>
               <w:t>R</w:t>
             </w:r>
-            <w:proofErr w:type="spellEnd"/>
-            <w:r>
-              <w:rPr>
-                <w:rFonts w:ascii="Times New Roman" w:hAnsi="Times New Roman" w:cs="Times New Roman"/>
-                <w:sz w:val="28"/>
-                <w:szCs w:val="28"/>
-              </w:rPr>
-              <w:t xml:space="preserve"> = </w:t>
-            </w:r>
-            <w:proofErr w:type="gramStart"/>
-            <w:r>
-              <w:rPr>
-                <w:rFonts w:ascii="Times New Roman" w:hAnsi="Times New Roman" w:cs="Times New Roman"/>
-                <w:sz w:val="28"/>
-                <w:szCs w:val="28"/>
-              </w:rPr>
-              <w:t>±[</w:t>
-            </w:r>
-            <w:proofErr w:type="gramEnd"/>
-            <w:r>
-              <w:rPr>
-                <w:rFonts w:ascii="Times New Roman" w:hAnsi="Times New Roman" w:cs="Times New Roman"/>
-                <w:sz w:val="28"/>
-                <w:szCs w:val="28"/>
-              </w:rPr>
-              <w:t>1 + 0,2(R/</w:t>
-            </w:r>
-            <w:proofErr w:type="spellStart"/>
-            <w:r>
-              <w:rPr>
-                <w:rFonts w:ascii="Times New Roman" w:hAnsi="Times New Roman" w:cs="Times New Roman"/>
-                <w:sz w:val="28"/>
-                <w:szCs w:val="28"/>
-              </w:rPr>
-              <w:t>R</w:t>
+            <w:r>
+              <w:rPr>
+                <w:rFonts w:ascii="Times New Roman" w:hAnsi="Times New Roman" w:cs="Times New Roman"/>
+                <w:sz w:val="28"/>
+                <w:szCs w:val="28"/>
+              </w:rPr>
+              <w:t xml:space="preserve"> = ±[1 + 0,2(R/R</w:t>
             </w:r>
             <w:r>
               <w:rPr>
@@ -1290,7 +1260,6 @@
               </w:rPr>
               <w:t>н</w:t>
             </w:r>
-            <w:proofErr w:type="spellEnd"/>
             <w:r>
               <w:rPr>
                 <w:rFonts w:ascii="Times New Roman" w:hAnsi="Times New Roman" w:cs="Times New Roman"/>
@@ -1372,7 +1341,6 @@
               <w:ind w:left="0"/>
               <w:jc w:val="center"/>
             </w:pPr>
-            <w:proofErr w:type="spellStart"/>
             <w:r>
               <w:rPr>
                 <w:rFonts w:ascii="Times New Roman" w:hAnsi="Times New Roman" w:cs="Times New Roman"/>
@@ -1390,41 +1358,13 @@
               </w:rPr>
               <w:t>R</w:t>
             </w:r>
-            <w:proofErr w:type="spellEnd"/>
-            <w:r>
-              <w:rPr>
-                <w:rFonts w:ascii="Times New Roman" w:hAnsi="Times New Roman" w:cs="Times New Roman"/>
-                <w:sz w:val="28"/>
-                <w:szCs w:val="28"/>
-              </w:rPr>
-              <w:t xml:space="preserve"> = </w:t>
-            </w:r>
-            <w:proofErr w:type="gramStart"/>
-            <w:r>
-              <w:rPr>
-                <w:rFonts w:ascii="Times New Roman" w:hAnsi="Times New Roman" w:cs="Times New Roman"/>
-                <w:sz w:val="28"/>
-                <w:szCs w:val="28"/>
-              </w:rPr>
-              <w:t>±[</w:t>
-            </w:r>
-            <w:proofErr w:type="gramEnd"/>
-            <w:r>
-              <w:rPr>
-                <w:rFonts w:ascii="Times New Roman" w:hAnsi="Times New Roman" w:cs="Times New Roman"/>
-                <w:sz w:val="28"/>
-                <w:szCs w:val="28"/>
-              </w:rPr>
-              <w:t>0,15 + 0,01(R/</w:t>
-            </w:r>
-            <w:proofErr w:type="spellStart"/>
-            <w:r>
-              <w:rPr>
-                <w:rFonts w:ascii="Times New Roman" w:hAnsi="Times New Roman" w:cs="Times New Roman"/>
-                <w:sz w:val="28"/>
-                <w:szCs w:val="28"/>
-              </w:rPr>
-              <w:t>R</w:t>
+            <w:r>
+              <w:rPr>
+                <w:rFonts w:ascii="Times New Roman" w:hAnsi="Times New Roman" w:cs="Times New Roman"/>
+                <w:sz w:val="28"/>
+                <w:szCs w:val="28"/>
+              </w:rPr>
+              <w:t xml:space="preserve"> = ±[0,15 + 0,01(R/R</w:t>
             </w:r>
             <w:r>
               <w:rPr>
@@ -1435,7 +1375,6 @@
               </w:rPr>
               <w:t>н</w:t>
             </w:r>
-            <w:proofErr w:type="spellEnd"/>
             <w:r>
               <w:rPr>
                 <w:rFonts w:ascii="Times New Roman" w:hAnsi="Times New Roman" w:cs="Times New Roman"/>
@@ -1517,7 +1456,6 @@
               <w:ind w:left="0"/>
               <w:jc w:val="center"/>
             </w:pPr>
-            <w:proofErr w:type="spellStart"/>
             <w:r>
               <w:rPr>
                 <w:rFonts w:ascii="Times New Roman" w:hAnsi="Times New Roman" w:cs="Times New Roman"/>
@@ -1535,41 +1473,13 @@
               </w:rPr>
               <w:t>R</w:t>
             </w:r>
-            <w:proofErr w:type="spellEnd"/>
-            <w:r>
-              <w:rPr>
-                <w:rFonts w:ascii="Times New Roman" w:hAnsi="Times New Roman" w:cs="Times New Roman"/>
-                <w:sz w:val="28"/>
-                <w:szCs w:val="28"/>
-              </w:rPr>
-              <w:t xml:space="preserve"> = </w:t>
-            </w:r>
-            <w:proofErr w:type="gramStart"/>
-            <w:r>
-              <w:rPr>
-                <w:rFonts w:ascii="Times New Roman" w:hAnsi="Times New Roman" w:cs="Times New Roman"/>
-                <w:sz w:val="28"/>
-                <w:szCs w:val="28"/>
-              </w:rPr>
-              <w:t>±[</w:t>
-            </w:r>
-            <w:proofErr w:type="gramEnd"/>
-            <w:r>
-              <w:rPr>
-                <w:rFonts w:ascii="Times New Roman" w:hAnsi="Times New Roman" w:cs="Times New Roman"/>
-                <w:sz w:val="28"/>
-                <w:szCs w:val="28"/>
-              </w:rPr>
-              <w:t>0,15 + 0,01(</w:t>
-            </w:r>
-            <w:proofErr w:type="spellStart"/>
-            <w:r>
-              <w:rPr>
-                <w:rFonts w:ascii="Times New Roman" w:hAnsi="Times New Roman" w:cs="Times New Roman"/>
-                <w:sz w:val="28"/>
-                <w:szCs w:val="28"/>
-              </w:rPr>
-              <w:t>R</w:t>
+            <w:r>
+              <w:rPr>
+                <w:rFonts w:ascii="Times New Roman" w:hAnsi="Times New Roman" w:cs="Times New Roman"/>
+                <w:sz w:val="28"/>
+                <w:szCs w:val="28"/>
+              </w:rPr>
+              <w:t xml:space="preserve"> = ±[0,15 + 0,01(R</w:t>
             </w:r>
             <w:r>
               <w:rPr>
@@ -1580,7 +1490,6 @@
               </w:rPr>
               <w:t>к</w:t>
             </w:r>
-            <w:proofErr w:type="spellEnd"/>
             <w:r>
               <w:rPr>
                 <w:rFonts w:ascii="Times New Roman" w:hAnsi="Times New Roman" w:cs="Times New Roman"/>
@@ -1662,7 +1571,6 @@
               <w:ind w:left="0"/>
               <w:jc w:val="center"/>
             </w:pPr>
-            <w:proofErr w:type="spellStart"/>
             <w:r>
               <w:rPr>
                 <w:rFonts w:ascii="Times New Roman" w:hAnsi="Times New Roman" w:cs="Times New Roman"/>
@@ -1680,41 +1588,13 @@
               </w:rPr>
               <w:t>R</w:t>
             </w:r>
-            <w:proofErr w:type="spellEnd"/>
-            <w:r>
-              <w:rPr>
-                <w:rFonts w:ascii="Times New Roman" w:hAnsi="Times New Roman" w:cs="Times New Roman"/>
-                <w:sz w:val="28"/>
-                <w:szCs w:val="28"/>
-              </w:rPr>
-              <w:t xml:space="preserve"> = </w:t>
-            </w:r>
-            <w:proofErr w:type="gramStart"/>
-            <w:r>
-              <w:rPr>
-                <w:rFonts w:ascii="Times New Roman" w:hAnsi="Times New Roman" w:cs="Times New Roman"/>
-                <w:sz w:val="28"/>
-                <w:szCs w:val="28"/>
-              </w:rPr>
-              <w:t>±[</w:t>
-            </w:r>
-            <w:proofErr w:type="gramEnd"/>
-            <w:r>
-              <w:rPr>
-                <w:rFonts w:ascii="Times New Roman" w:hAnsi="Times New Roman" w:cs="Times New Roman"/>
-                <w:sz w:val="28"/>
-                <w:szCs w:val="28"/>
-              </w:rPr>
-              <w:t>1 + 0,2(</w:t>
-            </w:r>
-            <w:proofErr w:type="spellStart"/>
-            <w:r>
-              <w:rPr>
-                <w:rFonts w:ascii="Times New Roman" w:hAnsi="Times New Roman" w:cs="Times New Roman"/>
-                <w:sz w:val="28"/>
-                <w:szCs w:val="28"/>
-              </w:rPr>
-              <w:t>R</w:t>
+            <w:r>
+              <w:rPr>
+                <w:rFonts w:ascii="Times New Roman" w:hAnsi="Times New Roman" w:cs="Times New Roman"/>
+                <w:sz w:val="28"/>
+                <w:szCs w:val="28"/>
+              </w:rPr>
+              <w:t xml:space="preserve"> = ±[1 + 0,2(R</w:t>
             </w:r>
             <w:r>
               <w:rPr>
@@ -1725,7 +1605,6 @@
               </w:rPr>
               <w:t>к</w:t>
             </w:r>
-            <w:proofErr w:type="spellEnd"/>
             <w:r>
               <w:rPr>
                 <w:rFonts w:ascii="Times New Roman" w:hAnsi="Times New Roman" w:cs="Times New Roman"/>
@@ -1807,25 +1686,7 @@
                 <w:sz w:val="28"/>
                 <w:szCs w:val="28"/>
               </w:rPr>
-              <w:t>(160 пФ – 160 </w:t>
-            </w:r>
-            <w:proofErr w:type="spellStart"/>
-            <w:r>
-              <w:rPr>
-                <w:rFonts w:ascii="Times New Roman" w:hAnsi="Times New Roman" w:cs="Times New Roman"/>
-                <w:sz w:val="28"/>
-                <w:szCs w:val="28"/>
-              </w:rPr>
-              <w:t>нФ</w:t>
-            </w:r>
-            <w:proofErr w:type="spellEnd"/>
-            <w:r>
-              <w:rPr>
-                <w:rFonts w:ascii="Times New Roman" w:hAnsi="Times New Roman" w:cs="Times New Roman"/>
-                <w:sz w:val="28"/>
-                <w:szCs w:val="28"/>
-              </w:rPr>
-              <w:t>)</w:t>
+              <w:t>(160 пФ – 160 нФ)</w:t>
             </w:r>
           </w:p>
         </w:tc>
@@ -1841,7 +1702,6 @@
               <w:ind w:left="0"/>
               <w:jc w:val="center"/>
             </w:pPr>
-            <w:proofErr w:type="spellStart"/>
             <w:r>
               <w:rPr>
                 <w:rFonts w:ascii="Times New Roman" w:hAnsi="Times New Roman" w:cs="Times New Roman"/>
@@ -1859,23 +1719,13 @@
               </w:rPr>
               <w:t>C</w:t>
             </w:r>
-            <w:proofErr w:type="spellEnd"/>
-            <w:r>
-              <w:rPr>
-                <w:rFonts w:ascii="Times New Roman" w:hAnsi="Times New Roman" w:cs="Times New Roman"/>
-                <w:sz w:val="28"/>
-                <w:szCs w:val="28"/>
-              </w:rPr>
-              <w:t xml:space="preserve"> = ±[0,15+0,01(</w:t>
-            </w:r>
-            <w:proofErr w:type="spellStart"/>
-            <w:r>
-              <w:rPr>
-                <w:rFonts w:ascii="Times New Roman" w:hAnsi="Times New Roman" w:cs="Times New Roman"/>
-                <w:sz w:val="28"/>
-                <w:szCs w:val="28"/>
-              </w:rPr>
-              <w:t>C</w:t>
+            <w:r>
+              <w:rPr>
+                <w:rFonts w:ascii="Times New Roman" w:hAnsi="Times New Roman" w:cs="Times New Roman"/>
+                <w:sz w:val="28"/>
+                <w:szCs w:val="28"/>
+              </w:rPr>
+              <w:t xml:space="preserve"> = ±[0,15+0,01(C</w:t>
             </w:r>
             <w:r>
               <w:rPr>
@@ -1886,32 +1736,13 @@
               </w:rPr>
               <w:t>к</w:t>
             </w:r>
-            <w:proofErr w:type="spellEnd"/>
-            <w:r>
-              <w:rPr>
-                <w:rFonts w:ascii="Times New Roman" w:hAnsi="Times New Roman" w:cs="Times New Roman"/>
-                <w:sz w:val="28"/>
-                <w:szCs w:val="28"/>
-              </w:rPr>
-              <w:t>/C−1</w:t>
-            </w:r>
-            <w:proofErr w:type="gramStart"/>
-            <w:r>
-              <w:rPr>
-                <w:rFonts w:ascii="Times New Roman" w:hAnsi="Times New Roman" w:cs="Times New Roman"/>
-                <w:sz w:val="28"/>
-                <w:szCs w:val="28"/>
-              </w:rPr>
-              <w:t>)]·</w:t>
-            </w:r>
-            <w:proofErr w:type="gramEnd"/>
-            <w:r>
-              <w:rPr>
-                <w:rFonts w:ascii="Times New Roman" w:hAnsi="Times New Roman" w:cs="Times New Roman"/>
-                <w:sz w:val="28"/>
-                <w:szCs w:val="28"/>
-              </w:rPr>
-              <w:t>√(1+D</w:t>
+            <w:r>
+              <w:rPr>
+                <w:rFonts w:ascii="Times New Roman" w:hAnsi="Times New Roman" w:cs="Times New Roman"/>
+                <w:sz w:val="28"/>
+                <w:szCs w:val="28"/>
+              </w:rPr>
+              <w:t>/C−1)]·√(1+D</w:t>
             </w:r>
             <w:r>
               <w:rPr>
@@ -1965,23 +1796,13 @@
               <w:ind w:left="0"/>
               <w:jc w:val="center"/>
             </w:pPr>
-            <w:proofErr w:type="spellStart"/>
-            <w:r>
-              <w:rPr>
-                <w:rFonts w:ascii="Times New Roman" w:hAnsi="Times New Roman" w:cs="Times New Roman"/>
-                <w:sz w:val="28"/>
-                <w:szCs w:val="28"/>
-              </w:rPr>
-              <w:t>tg</w:t>
-            </w:r>
-            <w:proofErr w:type="spellEnd"/>
-            <w:r>
-              <w:rPr>
-                <w:rFonts w:ascii="Times New Roman" w:hAnsi="Times New Roman" w:cs="Times New Roman"/>
-                <w:sz w:val="28"/>
-                <w:szCs w:val="28"/>
-              </w:rPr>
-              <w:t xml:space="preserve"> δ (D), 1 кГц,</w:t>
+            <w:r>
+              <w:rPr>
+                <w:rFonts w:ascii="Times New Roman" w:hAnsi="Times New Roman" w:cs="Times New Roman"/>
+                <w:sz w:val="28"/>
+                <w:szCs w:val="28"/>
+              </w:rPr>
+              <w:t>tg δ (D), 1 кГц,</w:t>
             </w:r>
           </w:p>
           <w:p>
@@ -2021,7 +1842,6 @@
               </w:rPr>
               <w:t>ΔD = ±[2,5(1+D</w:t>
             </w:r>
-            <w:proofErr w:type="gramStart"/>
             <w:r>
               <w:rPr>
                 <w:rFonts w:ascii="Times New Roman" w:hAnsi="Times New Roman" w:cs="Times New Roman"/>
@@ -2037,17 +1857,7 @@
                 <w:sz w:val="28"/>
                 <w:szCs w:val="28"/>
               </w:rPr>
-              <w:t>)+(</w:t>
-            </w:r>
-            <w:proofErr w:type="spellStart"/>
-            <w:proofErr w:type="gramEnd"/>
-            <w:r>
-              <w:rPr>
-                <w:rFonts w:ascii="Times New Roman" w:hAnsi="Times New Roman" w:cs="Times New Roman"/>
-                <w:sz w:val="28"/>
-                <w:szCs w:val="28"/>
-              </w:rPr>
-              <w:t>C</w:t>
+              <w:t>)+(C</w:t>
             </w:r>
             <w:r>
               <w:rPr>
@@ -2058,7 +1868,6 @@
               </w:rPr>
               <w:t>к</w:t>
             </w:r>
-            <w:proofErr w:type="spellEnd"/>
             <w:r>
               <w:rPr>
                 <w:rFonts w:ascii="Times New Roman" w:hAnsi="Times New Roman" w:cs="Times New Roman"/>
@@ -2149,25 +1958,7 @@
                 <w:sz w:val="28"/>
                 <w:szCs w:val="28"/>
               </w:rPr>
-              <w:t>(1,6–160 </w:t>
-            </w:r>
-            <w:proofErr w:type="spellStart"/>
-            <w:r>
-              <w:rPr>
-                <w:rFonts w:ascii="Times New Roman" w:hAnsi="Times New Roman" w:cs="Times New Roman"/>
-                <w:sz w:val="28"/>
-                <w:szCs w:val="28"/>
-              </w:rPr>
-              <w:t>мГн</w:t>
-            </w:r>
-            <w:proofErr w:type="spellEnd"/>
-            <w:r>
-              <w:rPr>
-                <w:rFonts w:ascii="Times New Roman" w:hAnsi="Times New Roman" w:cs="Times New Roman"/>
-                <w:sz w:val="28"/>
-                <w:szCs w:val="28"/>
-              </w:rPr>
-              <w:t>)</w:t>
+              <w:t>(1,6–160 мГн)</w:t>
             </w:r>
           </w:p>
         </w:tc>
@@ -2183,7 +1974,6 @@
               <w:ind w:left="0"/>
               <w:jc w:val="center"/>
             </w:pPr>
-            <w:proofErr w:type="spellStart"/>
             <w:r>
               <w:rPr>
                 <w:rFonts w:ascii="Times New Roman" w:hAnsi="Times New Roman" w:cs="Times New Roman"/>
@@ -2201,23 +1991,13 @@
               </w:rPr>
               <w:t>L</w:t>
             </w:r>
-            <w:proofErr w:type="spellEnd"/>
-            <w:r>
-              <w:rPr>
-                <w:rFonts w:ascii="Times New Roman" w:hAnsi="Times New Roman" w:cs="Times New Roman"/>
-                <w:sz w:val="28"/>
-                <w:szCs w:val="28"/>
-              </w:rPr>
-              <w:t xml:space="preserve"> = ±[0,15+0,01(</w:t>
-            </w:r>
-            <w:proofErr w:type="spellStart"/>
-            <w:r>
-              <w:rPr>
-                <w:rFonts w:ascii="Times New Roman" w:hAnsi="Times New Roman" w:cs="Times New Roman"/>
-                <w:sz w:val="28"/>
-                <w:szCs w:val="28"/>
-              </w:rPr>
-              <w:t>L</w:t>
+            <w:r>
+              <w:rPr>
+                <w:rFonts w:ascii="Times New Roman" w:hAnsi="Times New Roman" w:cs="Times New Roman"/>
+                <w:sz w:val="28"/>
+                <w:szCs w:val="28"/>
+              </w:rPr>
+              <w:t xml:space="preserve"> = ±[0,15+0,01(L</w:t>
             </w:r>
             <w:r>
               <w:rPr>
@@ -2228,32 +2008,13 @@
               </w:rPr>
               <w:t>к</w:t>
             </w:r>
-            <w:proofErr w:type="spellEnd"/>
-            <w:r>
-              <w:rPr>
-                <w:rFonts w:ascii="Times New Roman" w:hAnsi="Times New Roman" w:cs="Times New Roman"/>
-                <w:sz w:val="28"/>
-                <w:szCs w:val="28"/>
-              </w:rPr>
-              <w:t>/L−1</w:t>
-            </w:r>
-            <w:proofErr w:type="gramStart"/>
-            <w:r>
-              <w:rPr>
-                <w:rFonts w:ascii="Times New Roman" w:hAnsi="Times New Roman" w:cs="Times New Roman"/>
-                <w:sz w:val="28"/>
-                <w:szCs w:val="28"/>
-              </w:rPr>
-              <w:t>)]·</w:t>
-            </w:r>
-            <w:proofErr w:type="gramEnd"/>
-            <w:r>
-              <w:rPr>
-                <w:rFonts w:ascii="Times New Roman" w:hAnsi="Times New Roman" w:cs="Times New Roman"/>
-                <w:sz w:val="28"/>
-                <w:szCs w:val="28"/>
-              </w:rPr>
-              <w:t>√(1+D</w:t>
+            <w:r>
+              <w:rPr>
+                <w:rFonts w:ascii="Times New Roman" w:hAnsi="Times New Roman" w:cs="Times New Roman"/>
+                <w:sz w:val="28"/>
+                <w:szCs w:val="28"/>
+              </w:rPr>
+              <w:t>/L−1)]·√(1+D</w:t>
             </w:r>
             <w:r>
               <w:rPr>
@@ -2335,25 +2096,7 @@
                 <w:sz w:val="28"/>
                 <w:szCs w:val="28"/>
               </w:rPr>
-              <w:t xml:space="preserve">при Q </w:t>
-            </w:r>
-            <w:proofErr w:type="gramStart"/>
-            <w:r>
-              <w:rPr>
-                <w:rFonts w:ascii="Times New Roman" w:hAnsi="Times New Roman" w:cs="Times New Roman"/>
-                <w:sz w:val="28"/>
-                <w:szCs w:val="28"/>
-              </w:rPr>
-              <w:t>&lt; 0</w:t>
-            </w:r>
-            <w:proofErr w:type="gramEnd"/>
-            <w:r>
-              <w:rPr>
-                <w:rFonts w:ascii="Times New Roman" w:hAnsi="Times New Roman" w:cs="Times New Roman"/>
-                <w:sz w:val="28"/>
-                <w:szCs w:val="28"/>
-              </w:rPr>
-              <w:t>,5 не нормируется</w:t>
+              <w:t>при Q &lt; 0,5 не нормируется</w:t>
             </w:r>
           </w:p>
         </w:tc>
@@ -2382,7 +2125,7 @@
                 <w:sz w:val="28"/>
                 <w:szCs w:val="28"/>
               </w:rPr>
-              <w:t>Цифровой вольтметр GDM-8135</w:t>
+              <w:t>Цифровой вольтметр</w:t>
             </w:r>
           </w:p>
         </w:tc>
@@ -2442,25 +2185,7 @@
                 <w:sz w:val="28"/>
                 <w:szCs w:val="28"/>
               </w:rPr>
-              <w:t xml:space="preserve">ΔR = </w:t>
-            </w:r>
-            <w:proofErr w:type="gramStart"/>
-            <w:r>
-              <w:rPr>
-                <w:rFonts w:ascii="Times New Roman" w:hAnsi="Times New Roman" w:cs="Times New Roman"/>
-                <w:sz w:val="28"/>
-                <w:szCs w:val="28"/>
-              </w:rPr>
-              <w:t>±(</w:t>
-            </w:r>
-            <w:proofErr w:type="gramEnd"/>
-            <w:r>
-              <w:rPr>
-                <w:rFonts w:ascii="Times New Roman" w:hAnsi="Times New Roman" w:cs="Times New Roman"/>
-                <w:sz w:val="28"/>
-                <w:szCs w:val="28"/>
-              </w:rPr>
-              <w:t>0,002·R</w:t>
+              <w:t>ΔR = ±(0,002·R</w:t>
             </w:r>
             <w:r>
               <w:rPr>
@@ -2542,25 +2267,7 @@
                 <w:sz w:val="28"/>
                 <w:szCs w:val="28"/>
               </w:rPr>
-              <w:t xml:space="preserve">ΔR = </w:t>
-            </w:r>
-            <w:proofErr w:type="gramStart"/>
-            <w:r>
-              <w:rPr>
-                <w:rFonts w:ascii="Times New Roman" w:hAnsi="Times New Roman" w:cs="Times New Roman"/>
-                <w:sz w:val="28"/>
-                <w:szCs w:val="28"/>
-              </w:rPr>
-              <w:t>±(</w:t>
-            </w:r>
-            <w:proofErr w:type="gramEnd"/>
-            <w:r>
-              <w:rPr>
-                <w:rFonts w:ascii="Times New Roman" w:hAnsi="Times New Roman" w:cs="Times New Roman"/>
-                <w:sz w:val="28"/>
-                <w:szCs w:val="28"/>
-              </w:rPr>
-              <w:t>0,005·R</w:t>
+              <w:t>ΔR = ±(0,005·R</w:t>
             </w:r>
             <w:r>
               <w:rPr>
@@ -2604,7 +2311,7 @@
                 <w:sz w:val="28"/>
                 <w:szCs w:val="28"/>
               </w:rPr>
-              <w:t>Вольтметр универсальный В7-26</w:t>
+              <w:t xml:space="preserve">Вольтметр универсальный </w:t>
             </w:r>
           </w:p>
         </w:tc>
@@ -2657,7 +2364,6 @@
         <w:spacing w:line="360" w:lineRule="auto"/>
         <w:ind w:firstLine="698"/>
       </w:pPr>
-      <w:proofErr w:type="spellStart"/>
       <w:r>
         <w:rPr>
           <w:rFonts w:ascii="Times New Roman" w:hAnsi="Times New Roman" w:cs="Times New Roman"/>
@@ -2675,23 +2381,13 @@
         </w:rPr>
         <w:t>н</w:t>
       </w:r>
-      <w:proofErr w:type="spellEnd"/>
-      <w:r>
-        <w:rPr>
-          <w:rFonts w:ascii="Times New Roman" w:hAnsi="Times New Roman" w:cs="Times New Roman"/>
-          <w:sz w:val="28"/>
-          <w:szCs w:val="28"/>
-        </w:rPr>
-        <w:t xml:space="preserve">, </w:t>
-      </w:r>
-      <w:proofErr w:type="spellStart"/>
-      <w:r>
-        <w:rPr>
-          <w:rFonts w:ascii="Times New Roman" w:hAnsi="Times New Roman" w:cs="Times New Roman"/>
-          <w:sz w:val="28"/>
-          <w:szCs w:val="28"/>
-        </w:rPr>
-        <w:t>R</w:t>
+      <w:r>
+        <w:rPr>
+          <w:rFonts w:ascii="Times New Roman" w:hAnsi="Times New Roman" w:cs="Times New Roman"/>
+          <w:sz w:val="28"/>
+          <w:szCs w:val="28"/>
+        </w:rPr>
+        <w:t>, R</w:t>
       </w:r>
       <w:r>
         <w:rPr>
@@ -2702,23 +2398,13 @@
         </w:rPr>
         <w:t>к</w:t>
       </w:r>
-      <w:proofErr w:type="spellEnd"/>
-      <w:r>
-        <w:rPr>
-          <w:rFonts w:ascii="Times New Roman" w:hAnsi="Times New Roman" w:cs="Times New Roman"/>
-          <w:sz w:val="28"/>
-          <w:szCs w:val="28"/>
-        </w:rPr>
-        <w:t xml:space="preserve">, </w:t>
-      </w:r>
-      <w:proofErr w:type="spellStart"/>
-      <w:r>
-        <w:rPr>
-          <w:rFonts w:ascii="Times New Roman" w:hAnsi="Times New Roman" w:cs="Times New Roman"/>
-          <w:sz w:val="28"/>
-          <w:szCs w:val="28"/>
-        </w:rPr>
-        <w:t>C</w:t>
+      <w:r>
+        <w:rPr>
+          <w:rFonts w:ascii="Times New Roman" w:hAnsi="Times New Roman" w:cs="Times New Roman"/>
+          <w:sz w:val="28"/>
+          <w:szCs w:val="28"/>
+        </w:rPr>
+        <w:t>, C</w:t>
       </w:r>
       <w:r>
         <w:rPr>
@@ -2729,23 +2415,13 @@
         </w:rPr>
         <w:t>к</w:t>
       </w:r>
-      <w:proofErr w:type="spellEnd"/>
-      <w:r>
-        <w:rPr>
-          <w:rFonts w:ascii="Times New Roman" w:hAnsi="Times New Roman" w:cs="Times New Roman"/>
-          <w:sz w:val="28"/>
-          <w:szCs w:val="28"/>
-        </w:rPr>
-        <w:t xml:space="preserve">, </w:t>
-      </w:r>
-      <w:proofErr w:type="spellStart"/>
-      <w:r>
-        <w:rPr>
-          <w:rFonts w:ascii="Times New Roman" w:hAnsi="Times New Roman" w:cs="Times New Roman"/>
-          <w:sz w:val="28"/>
-          <w:szCs w:val="28"/>
-        </w:rPr>
-        <w:t>L</w:t>
+      <w:r>
+        <w:rPr>
+          <w:rFonts w:ascii="Times New Roman" w:hAnsi="Times New Roman" w:cs="Times New Roman"/>
+          <w:sz w:val="28"/>
+          <w:szCs w:val="28"/>
+        </w:rPr>
+        <w:t>, L</w:t>
       </w:r>
       <w:r>
         <w:rPr>
@@ -2756,41 +2432,29 @@
         </w:rPr>
         <w:t>к</w:t>
       </w:r>
-      <w:proofErr w:type="spellEnd"/>
-      <w:r>
-        <w:rPr>
-          <w:rFonts w:ascii="Times New Roman" w:hAnsi="Times New Roman" w:cs="Times New Roman"/>
-          <w:sz w:val="28"/>
-          <w:szCs w:val="28"/>
-        </w:rPr>
-        <w:t xml:space="preserve"> — начальное и конечное значения установленного диапазона Е7-21; D = </w:t>
-      </w:r>
-      <w:proofErr w:type="spellStart"/>
-      <w:r>
-        <w:rPr>
-          <w:rFonts w:ascii="Times New Roman" w:hAnsi="Times New Roman" w:cs="Times New Roman"/>
-          <w:sz w:val="28"/>
-          <w:szCs w:val="28"/>
-        </w:rPr>
-        <w:t>tg</w:t>
-      </w:r>
-      <w:proofErr w:type="spellEnd"/>
-      <w:r>
-        <w:rPr>
-          <w:rFonts w:ascii="Times New Roman" w:hAnsi="Times New Roman" w:cs="Times New Roman"/>
-          <w:sz w:val="28"/>
-          <w:szCs w:val="28"/>
-        </w:rPr>
-        <w:t xml:space="preserve"> δ = 1/Q; </w:t>
-      </w:r>
-      <w:proofErr w:type="spellStart"/>
-      <w:r>
-        <w:rPr>
-          <w:rFonts w:ascii="Times New Roman" w:hAnsi="Times New Roman" w:cs="Times New Roman"/>
-          <w:sz w:val="28"/>
-          <w:szCs w:val="28"/>
-        </w:rPr>
-        <w:t>R</w:t>
+      <w:r>
+        <w:rPr>
+          <w:rFonts w:ascii="Times New Roman" w:hAnsi="Times New Roman" w:cs="Times New Roman"/>
+          <w:sz w:val="28"/>
+          <w:szCs w:val="28"/>
+        </w:rPr>
+        <w:t xml:space="preserve"> </w:t>
+      </w:r>
+      <w:r>
+        <w:rPr>
+          <w:rFonts w:ascii="Times New Roman" w:hAnsi="Times New Roman" w:cs="Times New Roman"/>
+          <w:sz w:val="28"/>
+          <w:szCs w:val="28"/>
+        </w:rPr>
+        <w:t xml:space="preserve">– </w:t>
+      </w:r>
+      <w:r>
+        <w:rPr>
+          <w:rFonts w:ascii="Times New Roman" w:hAnsi="Times New Roman" w:cs="Times New Roman"/>
+          <w:sz w:val="28"/>
+          <w:szCs w:val="28"/>
+        </w:rPr>
+        <w:t>начальное и конечное значения установленного диапазона Е7-21; D = tg δ = 1/Q; R</w:t>
       </w:r>
       <w:r>
         <w:rPr>
@@ -2801,14 +2465,45 @@
         </w:rPr>
         <w:t>изм</w:t>
       </w:r>
-      <w:proofErr w:type="spellEnd"/>
-      <w:r>
-        <w:rPr>
-          <w:rFonts w:ascii="Times New Roman" w:hAnsi="Times New Roman" w:cs="Times New Roman"/>
-          <w:sz w:val="28"/>
-          <w:szCs w:val="28"/>
-        </w:rPr>
-        <w:t xml:space="preserve"> — показание прибора; вес единицы </w:t>
+      <w:r>
+        <w:rPr>
+          <w:rFonts w:ascii="Times New Roman" w:hAnsi="Times New Roman" w:cs="Times New Roman"/>
+          <w:sz w:val="28"/>
+          <w:szCs w:val="28"/>
+        </w:rPr>
+        <w:t xml:space="preserve"> </w:t>
+      </w:r>
+      <w:r>
+        <w:rPr>
+          <w:rFonts w:ascii="Times New Roman" w:hAnsi="Times New Roman" w:cs="Times New Roman"/>
+          <w:sz w:val="28"/>
+          <w:szCs w:val="28"/>
+        </w:rPr>
+        <w:t xml:space="preserve">– </w:t>
+      </w:r>
+      <w:r>
+        <w:rPr>
+          <w:rFonts w:ascii="Times New Roman" w:hAnsi="Times New Roman" w:cs="Times New Roman"/>
+          <w:sz w:val="28"/>
+          <w:szCs w:val="28"/>
+        </w:rPr>
+        <w:t xml:space="preserve">показание прибора; вес единицы младшего разряда </w:t>
+      </w:r>
+      <w:r>
+        <w:rPr>
+          <w:rFonts w:ascii="Times New Roman" w:hAnsi="Times New Roman" w:cs="Times New Roman"/>
+          <w:sz w:val="28"/>
+          <w:szCs w:val="28"/>
+        </w:rPr>
+        <w:t>цифрового вольтметра</w:t>
+      </w:r>
+      <w:r>
+        <w:rPr>
+          <w:rFonts w:ascii="Times New Roman" w:hAnsi="Times New Roman" w:cs="Times New Roman"/>
+          <w:sz w:val="28"/>
+          <w:szCs w:val="28"/>
+        </w:rPr>
+        <w:t xml:space="preserve"> равен верхнему пределу измерения, деленному на </w:t>
       </w:r>
       <w:r>
         <w:rPr>
@@ -2817,7 +2512,23 @@
           <w:szCs w:val="28"/>
         </w:rPr>
         <w:lastRenderedPageBreak/>
-        <w:t>младшего разряда GDM-8135 равен верхнему пределу измерения, деленному на 2000. Пределы погрешности Е7-21 по C, D, L и Q приведены по табл. 5, 6 описания типа средства измерений.</w:t>
+        <w:t xml:space="preserve">2000. Пределы погрешности </w:t>
+      </w:r>
+      <w:r>
+        <w:rPr>
+          <w:rFonts w:ascii="Times New Roman" w:hAnsi="Times New Roman" w:cs="Times New Roman"/>
+          <w:sz w:val="28"/>
+          <w:szCs w:val="28"/>
+        </w:rPr>
+        <w:t>измерителя иммитанса</w:t>
+      </w:r>
+      <w:r>
+        <w:rPr>
+          <w:rFonts w:ascii="Times New Roman" w:hAnsi="Times New Roman" w:cs="Times New Roman"/>
+          <w:sz w:val="28"/>
+          <w:szCs w:val="28"/>
+        </w:rPr>
+        <w:t xml:space="preserve"> по C, D, L и Q приведены по табл. 5, 6 описания типа средства измерений.</w:t>
       </w:r>
     </w:p>
     <w:p>
@@ -2866,34 +2577,31 @@
           <w:sz w:val="28"/>
           <w:szCs w:val="28"/>
         </w:rPr>
-        <w:t xml:space="preserve">измеритель </w:t>
-      </w:r>
-      <w:proofErr w:type="spellStart"/>
-      <w:r>
-        <w:rPr>
-          <w:rFonts w:ascii="Times New Roman" w:hAnsi="Times New Roman" w:cs="Times New Roman"/>
-          <w:sz w:val="28"/>
-          <w:szCs w:val="28"/>
-        </w:rPr>
-        <w:t>иммитанса</w:t>
-      </w:r>
-      <w:proofErr w:type="spellEnd"/>
-      <w:r>
-        <w:rPr>
-          <w:rFonts w:ascii="Times New Roman" w:hAnsi="Times New Roman" w:cs="Times New Roman"/>
-          <w:sz w:val="28"/>
-          <w:szCs w:val="28"/>
-        </w:rPr>
-        <w:t xml:space="preserve"> Е7-21 — объект подключается к присоединительному устройству УП-2 зажимами типа «крокодил»; перед измерениями выполняется калибровка нуля холостого хода (кнопка «ХХ», показание </w:t>
-      </w:r>
-      <w:proofErr w:type="spellStart"/>
-      <w:r>
-        <w:rPr>
-          <w:rFonts w:ascii="Times New Roman" w:hAnsi="Times New Roman" w:cs="Times New Roman"/>
-          <w:sz w:val="28"/>
-          <w:szCs w:val="28"/>
-        </w:rPr>
-        <w:t>G</w:t>
+        <w:t>измеритель иммитанса</w:t>
+      </w:r>
+      <w:r>
+        <w:rPr>
+          <w:rFonts w:ascii="Times New Roman" w:hAnsi="Times New Roman" w:cs="Times New Roman"/>
+          <w:sz w:val="28"/>
+          <w:szCs w:val="28"/>
+        </w:rPr>
+        <w:t xml:space="preserve"> </w:t>
+      </w:r>
+      <w:r>
+        <w:rPr>
+          <w:rFonts w:ascii="Times New Roman" w:hAnsi="Times New Roman" w:cs="Times New Roman"/>
+          <w:sz w:val="28"/>
+          <w:szCs w:val="28"/>
+        </w:rPr>
+        <w:t xml:space="preserve">– </w:t>
+      </w:r>
+      <w:r>
+        <w:rPr>
+          <w:rFonts w:ascii="Times New Roman" w:hAnsi="Times New Roman" w:cs="Times New Roman"/>
+          <w:sz w:val="28"/>
+          <w:szCs w:val="28"/>
+        </w:rPr>
+        <w:t>объект подключается к присоединительному устройству УП-2 зажимами типа «крокодил»; перед измерениями выполняется калибровка нуля холостого хода (кнопка «ХХ», показание G</w:t>
       </w:r>
       <w:r>
         <w:rPr>
@@ -2904,41 +2612,13 @@
         </w:rPr>
         <w:t>p</w:t>
       </w:r>
-      <w:proofErr w:type="spellEnd"/>
-      <w:r>
-        <w:rPr>
-          <w:rFonts w:ascii="Times New Roman" w:hAnsi="Times New Roman" w:cs="Times New Roman"/>
-          <w:sz w:val="28"/>
-          <w:szCs w:val="28"/>
-        </w:rPr>
-        <w:t xml:space="preserve"> при разомкнутых зажимах в пределах ±2 </w:t>
-      </w:r>
-      <w:proofErr w:type="spellStart"/>
-      <w:r>
-        <w:rPr>
-          <w:rFonts w:ascii="Times New Roman" w:hAnsi="Times New Roman" w:cs="Times New Roman"/>
-          <w:sz w:val="28"/>
-          <w:szCs w:val="28"/>
-        </w:rPr>
-        <w:t>нСм</w:t>
-      </w:r>
-      <w:proofErr w:type="spellEnd"/>
-      <w:r>
-        <w:rPr>
-          <w:rFonts w:ascii="Times New Roman" w:hAnsi="Times New Roman" w:cs="Times New Roman"/>
-          <w:sz w:val="28"/>
-          <w:szCs w:val="28"/>
-        </w:rPr>
-        <w:t xml:space="preserve">) и короткого замыкания (кнопка «КЗ», показание </w:t>
-      </w:r>
-      <w:proofErr w:type="spellStart"/>
-      <w:r>
-        <w:rPr>
-          <w:rFonts w:ascii="Times New Roman" w:hAnsi="Times New Roman" w:cs="Times New Roman"/>
-          <w:sz w:val="28"/>
-          <w:szCs w:val="28"/>
-        </w:rPr>
-        <w:t>R</w:t>
+      <w:r>
+        <w:rPr>
+          <w:rFonts w:ascii="Times New Roman" w:hAnsi="Times New Roman" w:cs="Times New Roman"/>
+          <w:sz w:val="28"/>
+          <w:szCs w:val="28"/>
+        </w:rPr>
+        <w:t xml:space="preserve"> при разомкнутых зажимах в пределах ±2 нСм) и короткого замыкания (кнопка «КЗ», показание R</w:t>
       </w:r>
       <w:r>
         <w:rPr>
@@ -2949,14 +2629,61 @@
         </w:rPr>
         <w:t>s</w:t>
       </w:r>
-      <w:proofErr w:type="spellEnd"/>
-      <w:r>
-        <w:rPr>
-          <w:rFonts w:ascii="Times New Roman" w:hAnsi="Times New Roman" w:cs="Times New Roman"/>
-          <w:sz w:val="28"/>
-          <w:szCs w:val="28"/>
-        </w:rPr>
-        <w:t xml:space="preserve"> при замкнутых зажимах в пределах ±2 мОм); основной режим: автоматический выбор диапазона, уровень сигнала 1 В, частота 1 кГц, усреднение выключено; схема замещения выбирается автоматически: на диапазонах 1–4 — параллельная, на диапазонах 5–8 — последовательная;</w:t>
+      <w:r>
+        <w:rPr>
+          <w:rFonts w:ascii="Times New Roman" w:hAnsi="Times New Roman" w:cs="Times New Roman"/>
+          <w:sz w:val="28"/>
+          <w:szCs w:val="28"/>
+        </w:rPr>
+        <w:t xml:space="preserve"> при замкнутых зажимах в пределах ±2 мОм); основной режим: автоматический выбор диапазона, уровень сигнала 1 В, частота 1 кГц, усреднение выключено; схема замещения выбирается автоматически: на диапазонах 1–4 </w:t>
+      </w:r>
+      <w:r>
+        <w:rPr>
+          <w:rFonts w:ascii="Times New Roman" w:hAnsi="Times New Roman" w:cs="Times New Roman"/>
+          <w:sz w:val="28"/>
+          <w:szCs w:val="28"/>
+        </w:rPr>
+        <w:t>–</w:t>
+      </w:r>
+      <w:r>
+        <w:rPr>
+          <w:rFonts w:ascii="Times New Roman" w:hAnsi="Times New Roman" w:cs="Times New Roman"/>
+          <w:sz w:val="28"/>
+          <w:szCs w:val="28"/>
+        </w:rPr>
+        <w:t xml:space="preserve"> параллельная, на диапазонах 5</w:t>
+      </w:r>
+      <w:r>
+        <w:rPr>
+          <w:rFonts w:ascii="Times New Roman" w:hAnsi="Times New Roman" w:cs="Times New Roman"/>
+          <w:sz w:val="28"/>
+          <w:szCs w:val="28"/>
+        </w:rPr>
+        <w:t>–</w:t>
+      </w:r>
+      <w:r>
+        <w:rPr>
+          <w:rFonts w:ascii="Times New Roman" w:hAnsi="Times New Roman" w:cs="Times New Roman"/>
+          <w:sz w:val="28"/>
+          <w:szCs w:val="28"/>
+        </w:rPr>
+        <w:t xml:space="preserve">8 </w:t>
+      </w:r>
+      <w:r>
+        <w:rPr>
+          <w:rFonts w:ascii="Times New Roman" w:hAnsi="Times New Roman" w:cs="Times New Roman"/>
+          <w:sz w:val="28"/>
+          <w:szCs w:val="28"/>
+        </w:rPr>
+        <w:t xml:space="preserve">– </w:t>
+      </w:r>
+      <w:r>
+        <w:rPr>
+          <w:rFonts w:ascii="Times New Roman" w:hAnsi="Times New Roman" w:cs="Times New Roman"/>
+          <w:sz w:val="28"/>
+          <w:szCs w:val="28"/>
+        </w:rPr>
+        <w:t>последовательная;</w:t>
       </w:r>
     </w:p>
     <w:p>
@@ -2975,7 +2702,18 @@
           <w:sz w:val="28"/>
           <w:szCs w:val="28"/>
         </w:rPr>
-        <w:t>универсальный цифровой вольтметр GDM-8135 — режим измерения сопротивления (кнопка KΩ), объект подключается к гнездам COM и V-Ω; индикатор четырехразрядный, максимальное показание 1999;</w:t>
+        <w:t xml:space="preserve">универсальный цифровой вольтметр GDM-8135 </w:t>
+      </w:r>
+      <w:r>
+        <w:t>—</w:t>
+      </w:r>
+      <w:r>
+        <w:rPr>
+          <w:rFonts w:ascii="Times New Roman" w:hAnsi="Times New Roman" w:cs="Times New Roman"/>
+          <w:sz w:val="28"/>
+          <w:szCs w:val="28"/>
+        </w:rPr>
+        <w:t xml:space="preserve"> режим измерения сопротивления (кнопка KΩ), объект подключается к гнездам COM и V-Ω; индикатор четырехразрядный, максимальное показание 1999;</w:t>
       </w:r>
     </w:p>
     <w:p>
@@ -2994,16 +2732,23 @@
           <w:sz w:val="28"/>
           <w:szCs w:val="28"/>
         </w:rPr>
-        <w:t xml:space="preserve">универсальный вольтметр В7-26 — переключатель рода работ в положении </w:t>
-      </w:r>
-      <w:proofErr w:type="spellStart"/>
-      <w:r>
-        <w:rPr>
-          <w:rFonts w:ascii="Times New Roman" w:hAnsi="Times New Roman" w:cs="Times New Roman"/>
-          <w:sz w:val="28"/>
-          <w:szCs w:val="28"/>
-        </w:rPr>
-        <w:t>r</w:t>
+        <w:t xml:space="preserve">универсальный вольтметр В7-26 </w:t>
+      </w:r>
+      <w:r>
+        <w:rPr>
+          <w:rFonts w:ascii="Times New Roman" w:hAnsi="Times New Roman" w:cs="Times New Roman"/>
+          <w:sz w:val="28"/>
+          <w:szCs w:val="28"/>
+        </w:rPr>
+        <w:t xml:space="preserve">– </w:t>
+      </w:r>
+      <w:r>
+        <w:rPr>
+          <w:rFonts w:ascii="Times New Roman" w:hAnsi="Times New Roman" w:cs="Times New Roman"/>
+          <w:sz w:val="28"/>
+          <w:szCs w:val="28"/>
+        </w:rPr>
+        <w:t>переключатель рода работ в положении r</w:t>
       </w:r>
       <w:r>
         <w:rPr>
@@ -3014,23 +2759,13 @@
         </w:rPr>
         <w:t>x</w:t>
       </w:r>
-      <w:proofErr w:type="spellEnd"/>
-      <w:r>
-        <w:rPr>
-          <w:rFonts w:ascii="Times New Roman" w:hAnsi="Times New Roman" w:cs="Times New Roman"/>
-          <w:sz w:val="28"/>
-          <w:szCs w:val="28"/>
-        </w:rPr>
-        <w:t xml:space="preserve">; после прогрева (15 мин) выполняется установка «0» (зажимы </w:t>
-      </w:r>
-      <w:proofErr w:type="spellStart"/>
-      <w:r>
-        <w:rPr>
-          <w:rFonts w:ascii="Times New Roman" w:hAnsi="Times New Roman" w:cs="Times New Roman"/>
-          <w:sz w:val="28"/>
-          <w:szCs w:val="28"/>
-        </w:rPr>
-        <w:t>r</w:t>
+      <w:r>
+        <w:rPr>
+          <w:rFonts w:ascii="Times New Roman" w:hAnsi="Times New Roman" w:cs="Times New Roman"/>
+          <w:sz w:val="28"/>
+          <w:szCs w:val="28"/>
+        </w:rPr>
+        <w:t>; после прогрева (15 мин) выполняется установка «0» (зажимы r</w:t>
       </w:r>
       <w:r>
         <w:rPr>
@@ -3041,23 +2776,13 @@
         </w:rPr>
         <w:t>x</w:t>
       </w:r>
-      <w:proofErr w:type="spellEnd"/>
-      <w:r>
-        <w:rPr>
-          <w:rFonts w:ascii="Times New Roman" w:hAnsi="Times New Roman" w:cs="Times New Roman"/>
-          <w:sz w:val="28"/>
-          <w:szCs w:val="28"/>
-        </w:rPr>
-        <w:t xml:space="preserve"> замкнуты, ручка «УСТ. 0») и «∞» (зажимы разомкнуты, ручка «УСТ. ∞»); поддиапазон выбирается так, чтобы показания находились в пределах 20–80 % длины шкалы; </w:t>
-      </w:r>
-      <w:proofErr w:type="spellStart"/>
-      <w:r>
-        <w:rPr>
-          <w:rFonts w:ascii="Times New Roman" w:hAnsi="Times New Roman" w:cs="Times New Roman"/>
-          <w:sz w:val="28"/>
-          <w:szCs w:val="28"/>
-        </w:rPr>
-        <w:t>R</w:t>
+      <w:r>
+        <w:rPr>
+          <w:rFonts w:ascii="Times New Roman" w:hAnsi="Times New Roman" w:cs="Times New Roman"/>
+          <w:sz w:val="28"/>
+          <w:szCs w:val="28"/>
+        </w:rPr>
+        <w:t xml:space="preserve"> замкнуты, ручка «УСТ. 0») и «∞» (зажимы разомкнуты, ручка «УСТ. ∞»); поддиапазон выбирается так, чтобы показания находились в пределах 20–80 % длины шкалы; R</w:t>
       </w:r>
       <w:r>
         <w:rPr>
@@ -3068,7 +2793,6 @@
         </w:rPr>
         <w:t>пр</w:t>
       </w:r>
-      <w:proofErr w:type="spellEnd"/>
       <w:r>
         <w:rPr>
           <w:rFonts w:ascii="Times New Roman" w:hAnsi="Times New Roman" w:cs="Times New Roman"/>
@@ -3218,7 +2942,6 @@
               <w:ind w:left="0"/>
               <w:jc w:val="center"/>
             </w:pPr>
-            <w:proofErr w:type="spellStart"/>
             <w:r>
               <w:rPr>
                 <w:rFonts w:ascii="Times New Roman" w:hAnsi="Times New Roman" w:cs="Times New Roman"/>
@@ -3236,7 +2959,6 @@
               </w:rPr>
               <w:t>пр</w:t>
             </w:r>
-            <w:proofErr w:type="spellEnd"/>
             <w:r>
               <w:rPr>
                 <w:rFonts w:ascii="Times New Roman" w:hAnsi="Times New Roman" w:cs="Times New Roman"/>
@@ -3281,7 +3003,6 @@
               <w:ind w:left="0"/>
               <w:jc w:val="center"/>
             </w:pPr>
-            <w:proofErr w:type="spellStart"/>
             <w:r>
               <w:rPr>
                 <w:rFonts w:ascii="Times New Roman" w:hAnsi="Times New Roman" w:cs="Times New Roman"/>
@@ -3299,7 +3020,6 @@
               </w:rPr>
               <w:t>x</w:t>
             </w:r>
-            <w:proofErr w:type="spellEnd"/>
             <w:r>
               <w:rPr>
                 <w:rFonts w:ascii="Times New Roman" w:hAnsi="Times New Roman" w:cs="Times New Roman"/>
@@ -3334,25 +3054,7 @@
                 <w:sz w:val="28"/>
                 <w:szCs w:val="28"/>
               </w:rPr>
-              <w:t xml:space="preserve">Измеритель </w:t>
-            </w:r>
-            <w:proofErr w:type="spellStart"/>
-            <w:r>
-              <w:rPr>
-                <w:rFonts w:ascii="Times New Roman" w:hAnsi="Times New Roman" w:cs="Times New Roman"/>
-                <w:sz w:val="28"/>
-                <w:szCs w:val="28"/>
-              </w:rPr>
-              <w:t>иммитанса</w:t>
-            </w:r>
-            <w:proofErr w:type="spellEnd"/>
-            <w:r>
-              <w:rPr>
-                <w:rFonts w:ascii="Times New Roman" w:hAnsi="Times New Roman" w:cs="Times New Roman"/>
-                <w:sz w:val="28"/>
-                <w:szCs w:val="28"/>
-              </w:rPr>
-              <w:t xml:space="preserve"> Е7-21</w:t>
+              <w:t>Измеритель иммитанса</w:t>
             </w:r>
           </w:p>
         </w:tc>
@@ -3468,7 +3170,7 @@
                 <w:sz w:val="28"/>
                 <w:szCs w:val="28"/>
               </w:rPr>
-              <w:t>Цифровой вольтметр GDM-8135</w:t>
+              <w:t>Цифровой вольтметр</w:t>
             </w:r>
           </w:p>
         </w:tc>
@@ -3583,7 +3285,7 @@
                 <w:sz w:val="28"/>
                 <w:szCs w:val="28"/>
               </w:rPr>
-              <w:t>Вольтметр В7-26</w:t>
+              <w:t>Вольтметр</w:t>
             </w:r>
           </w:p>
         </w:tc>
@@ -3684,8 +3386,13 @@
     </w:tbl>
     <w:p>
       <w:pPr>
-        <w:spacing w:line="360" w:lineRule="auto"/>
-        <w:ind w:firstLine="698"/>
+        <w:spacing w:before="120" w:line="360" w:lineRule="auto"/>
+        <w:ind w:firstLine="697"/>
+        <w:rPr>
+          <w:rFonts w:ascii="Times New Roman" w:hAnsi="Times New Roman" w:cs="Times New Roman"/>
+          <w:sz w:val="28"/>
+          <w:szCs w:val="28"/>
+        </w:rPr>
       </w:pPr>
       <w:r>
         <w:rPr>
@@ -3786,7 +3493,23 @@
           <w:sz w:val="28"/>
           <w:szCs w:val="28"/>
         </w:rPr>
-        <w:t>, где ΔR — абсолютная погрешность измерения сопротивления, которую находят по метрологическим характеристикам средства измерений.</w:t>
+        <w:t xml:space="preserve">, где ΔR </w:t>
+      </w:r>
+      <w:r>
+        <w:rPr>
+          <w:rFonts w:ascii="Times New Roman" w:hAnsi="Times New Roman" w:cs="Times New Roman"/>
+          <w:sz w:val="28"/>
+          <w:szCs w:val="28"/>
+        </w:rPr>
+        <w:t>–</w:t>
+      </w:r>
+      <w:r>
+        <w:rPr>
+          <w:rFonts w:ascii="Times New Roman" w:hAnsi="Times New Roman" w:cs="Times New Roman"/>
+          <w:sz w:val="28"/>
+          <w:szCs w:val="28"/>
+        </w:rPr>
+        <w:t>абсолютная погрешность измерения сопротивления, которую находят по метрологическим характеристикам средства измерений.</w:t>
       </w:r>
     </w:p>
     <w:p>
@@ -3802,31 +3525,18 @@
           <w:sz w:val="28"/>
           <w:szCs w:val="28"/>
         </w:rPr>
-        <w:t xml:space="preserve">а) Измеритель </w:t>
-      </w:r>
-      <w:proofErr w:type="spellStart"/>
-      <w:r>
-        <w:rPr>
-          <w:rFonts w:ascii="Times New Roman" w:hAnsi="Times New Roman" w:cs="Times New Roman"/>
-          <w:sz w:val="28"/>
-          <w:szCs w:val="28"/>
-        </w:rPr>
-        <w:t>иммитанса</w:t>
-      </w:r>
-      <w:proofErr w:type="spellEnd"/>
-      <w:r>
-        <w:rPr>
-          <w:rFonts w:ascii="Times New Roman" w:hAnsi="Times New Roman" w:cs="Times New Roman"/>
-          <w:sz w:val="28"/>
-          <w:szCs w:val="28"/>
-        </w:rPr>
-        <w:t xml:space="preserve"> Е7-21:</w:t>
+        <w:t>а) Измеритель иммитанса:</w:t>
       </w:r>
     </w:p>
     <w:p>
       <w:pPr>
         <w:spacing w:line="360" w:lineRule="auto"/>
         <w:ind w:firstLine="698"/>
+        <w:rPr>
+          <w:rFonts w:ascii="Times New Roman" w:hAnsi="Times New Roman" w:cs="Times New Roman"/>
+          <w:sz w:val="28"/>
+          <w:szCs w:val="28"/>
+        </w:rPr>
       </w:pPr>
       <w:r>
         <w:rPr>
@@ -3898,7 +3608,23 @@
           <w:sz w:val="28"/>
           <w:szCs w:val="28"/>
         </w:rPr>
-        <w:t xml:space="preserve"> получено на диапазоне 4 (1,000–10,00 кОм), поэтому </w:t>
+        <w:t xml:space="preserve"> получено на диапазоне 4 (1,000</w:t>
+      </w:r>
+      <w:r>
+        <w:rPr>
+          <w:rFonts w:ascii="Times New Roman" w:hAnsi="Times New Roman" w:cs="Times New Roman"/>
+          <w:sz w:val="28"/>
+          <w:szCs w:val="28"/>
+        </w:rPr>
+        <w:t>-</w:t>
+      </w:r>
+      <w:r>
+        <w:rPr>
+          <w:rFonts w:ascii="Times New Roman" w:hAnsi="Times New Roman" w:cs="Times New Roman"/>
+          <w:sz w:val="28"/>
+          <w:szCs w:val="28"/>
+        </w:rPr>
+        <w:t xml:space="preserve">10,00 кОм), поэтому </w:t>
       </w:r>
       <m:oMath>
         <m:sSub>
@@ -4550,7 +4276,7 @@
           <w:szCs w:val="28"/>
         </w:rPr>
         <w:lastRenderedPageBreak/>
-        <w:t>б) Цифровой вольтметр GDM-8135:</w:t>
+        <w:t>б) Цифровой вольтметр:</w:t>
       </w:r>
     </w:p>
     <w:p>
@@ -5146,25 +4872,23 @@
           <w:sz w:val="28"/>
           <w:szCs w:val="28"/>
         </w:rPr>
-        <w:t xml:space="preserve">Погрешность округляем до сотых долей </w:t>
-      </w:r>
-      <w:proofErr w:type="spellStart"/>
-      <w:r>
-        <w:rPr>
-          <w:rFonts w:ascii="Times New Roman" w:hAnsi="Times New Roman" w:cs="Times New Roman"/>
-          <w:sz w:val="28"/>
-          <w:szCs w:val="28"/>
-        </w:rPr>
-        <w:t>килоома</w:t>
-      </w:r>
-      <w:proofErr w:type="spellEnd"/>
-      <w:r>
-        <w:rPr>
-          <w:rFonts w:ascii="Times New Roman" w:hAnsi="Times New Roman" w:cs="Times New Roman"/>
-          <w:sz w:val="28"/>
-          <w:szCs w:val="28"/>
-        </w:rPr>
-        <w:t>, так как на пределе 20 кОм прибор показывает сотые.</w:t>
+        <w:t>Погрешность округляем до сотых долей к</w:t>
+      </w:r>
+      <w:r>
+        <w:rPr>
+          <w:rFonts w:ascii="Times New Roman" w:hAnsi="Times New Roman" w:cs="Times New Roman"/>
+          <w:sz w:val="28"/>
+          <w:szCs w:val="28"/>
+        </w:rPr>
+        <w:t>О</w:t>
+      </w:r>
+      <w:r>
+        <w:rPr>
+          <w:rFonts w:ascii="Times New Roman" w:hAnsi="Times New Roman" w:cs="Times New Roman"/>
+          <w:sz w:val="28"/>
+          <w:szCs w:val="28"/>
+        </w:rPr>
+        <w:t>м.</w:t>
       </w:r>
     </w:p>
     <w:p>
@@ -5257,7 +4981,7 @@
           <w:sz w:val="28"/>
           <w:szCs w:val="28"/>
         </w:rPr>
-        <w:t>в) Универсальный вольтметр В7-26:</w:t>
+        <w:t>в) Универсальный вольтметр:</w:t>
       </w:r>
     </w:p>
     <w:p>
@@ -5411,7 +5135,7 @@
           <w:sz w:val="28"/>
           <w:szCs w:val="28"/>
         </w:rPr>
-        <w:t>). Абсолютную погрешность оцениваем по приближенной формуле руководства по эксплуатации, справедливой для показаний в пределах 20–80 % длины шкалы:</w:t>
+        <w:t>). Абсолютную погрешность оцениваем по приближенной формуле, справедливой для показаний в пределах 20–80 % длины шкалы:</w:t>
       </w:r>
     </w:p>
     <w:p>
@@ -5665,7 +5389,23 @@
           <w:sz w:val="28"/>
           <w:szCs w:val="28"/>
         </w:rPr>
-        <w:t xml:space="preserve"> дел. — длина равномерной шкалы прибора; </w:t>
+        <w:t xml:space="preserve"> дел. </w:t>
+      </w:r>
+      <w:r>
+        <w:rPr>
+          <w:rFonts w:ascii="Times New Roman" w:hAnsi="Times New Roman" w:cs="Times New Roman"/>
+          <w:sz w:val="28"/>
+          <w:szCs w:val="28"/>
+        </w:rPr>
+        <w:t xml:space="preserve">– </w:t>
+      </w:r>
+      <w:r>
+        <w:rPr>
+          <w:rFonts w:ascii="Times New Roman" w:hAnsi="Times New Roman" w:cs="Times New Roman"/>
+          <w:sz w:val="28"/>
+          <w:szCs w:val="28"/>
+        </w:rPr>
+        <w:t xml:space="preserve">длина равномерной шкалы прибора; </w:t>
       </w:r>
       <m:oMath>
         <m:sSub>
@@ -5715,25 +5455,39 @@
           <w:sz w:val="28"/>
           <w:szCs w:val="28"/>
         </w:rPr>
-        <w:t xml:space="preserve"> дел. — длина участка этой же шкалы от нулевой отметки до положения указателя при измерении (46 % длины шкалы, то есть в пределах рабочей зоны); </w:t>
-      </w:r>
-      <w:proofErr w:type="gramStart"/>
-      <w:r>
-        <w:rPr>
-          <w:rFonts w:ascii="Times New Roman" w:hAnsi="Times New Roman" w:cs="Times New Roman"/>
-          <w:sz w:val="28"/>
-          <w:szCs w:val="28"/>
-        </w:rPr>
-        <w:t>кл.точн</w:t>
-      </w:r>
-      <w:proofErr w:type="gramEnd"/>
-      <w:r>
-        <w:rPr>
-          <w:rFonts w:ascii="Times New Roman" w:hAnsi="Times New Roman" w:cs="Times New Roman"/>
-          <w:sz w:val="28"/>
-          <w:szCs w:val="28"/>
-        </w:rPr>
-        <w:t>. = 2,5 — класс точности прибора в режиме омметра.</w:t>
+        <w:t xml:space="preserve"> дел. </w:t>
+      </w:r>
+      <w:r>
+        <w:rPr>
+          <w:rFonts w:ascii="Times New Roman" w:hAnsi="Times New Roman" w:cs="Times New Roman"/>
+          <w:sz w:val="28"/>
+          <w:szCs w:val="28"/>
+        </w:rPr>
+        <w:t xml:space="preserve">– </w:t>
+      </w:r>
+      <w:r>
+        <w:rPr>
+          <w:rFonts w:ascii="Times New Roman" w:hAnsi="Times New Roman" w:cs="Times New Roman"/>
+          <w:sz w:val="28"/>
+          <w:szCs w:val="28"/>
+        </w:rPr>
+        <w:t xml:space="preserve">длина участка этой же шкалы от нулевой отметки до положения указателя при измерении; кл.точн. = 2,5 </w:t>
+      </w:r>
+      <w:r>
+        <w:rPr>
+          <w:rFonts w:ascii="Times New Roman" w:hAnsi="Times New Roman" w:cs="Times New Roman"/>
+          <w:sz w:val="28"/>
+          <w:szCs w:val="28"/>
+        </w:rPr>
+        <w:t xml:space="preserve">– </w:t>
+      </w:r>
+      <w:r>
+        <w:rPr>
+          <w:rFonts w:ascii="Times New Roman" w:hAnsi="Times New Roman" w:cs="Times New Roman"/>
+          <w:sz w:val="28"/>
+          <w:szCs w:val="28"/>
+        </w:rPr>
+        <w:t>класс точности прибора в режиме омметра.</w:t>
       </w:r>
     </w:p>
     <w:p>
@@ -6014,6 +5768,7 @@
           <w:sz w:val="28"/>
           <w:szCs w:val="28"/>
         </w:rPr>
+        <w:lastRenderedPageBreak/>
         <w:t>Погрешность округляем до одной значащей цифры.</w:t>
       </w:r>
     </w:p>
@@ -6224,18 +5979,8 @@
                 <w:sz w:val="28"/>
                 <w:szCs w:val="28"/>
               </w:rPr>
-              <w:t xml:space="preserve">C, </w:t>
-            </w:r>
-            <w:proofErr w:type="spellStart"/>
-            <w:r>
-              <w:rPr>
-                <w:rFonts w:ascii="Times New Roman" w:hAnsi="Times New Roman" w:cs="Times New Roman"/>
-                <w:sz w:val="28"/>
-                <w:szCs w:val="28"/>
-              </w:rPr>
-              <w:t>нФ</w:t>
-            </w:r>
-            <w:proofErr w:type="spellEnd"/>
+              <w:t>C, нФ</w:t>
+            </w:r>
           </w:p>
         </w:tc>
         <w:tc>
@@ -6250,23 +5995,13 @@
               <w:ind w:left="0"/>
               <w:jc w:val="center"/>
             </w:pPr>
-            <w:proofErr w:type="spellStart"/>
-            <w:r>
-              <w:rPr>
-                <w:rFonts w:ascii="Times New Roman" w:hAnsi="Times New Roman" w:cs="Times New Roman"/>
-                <w:sz w:val="28"/>
-                <w:szCs w:val="28"/>
-              </w:rPr>
-              <w:t>tg</w:t>
-            </w:r>
-            <w:proofErr w:type="spellEnd"/>
-            <w:r>
-              <w:rPr>
-                <w:rFonts w:ascii="Times New Roman" w:hAnsi="Times New Roman" w:cs="Times New Roman"/>
-                <w:sz w:val="28"/>
-                <w:szCs w:val="28"/>
-              </w:rPr>
-              <w:t xml:space="preserve"> δ</w:t>
+            <w:r>
+              <w:rPr>
+                <w:rFonts w:ascii="Times New Roman" w:hAnsi="Times New Roman" w:cs="Times New Roman"/>
+                <w:sz w:val="28"/>
+                <w:szCs w:val="28"/>
+              </w:rPr>
+              <w:t>tg δ</w:t>
             </w:r>
           </w:p>
         </w:tc>
@@ -6288,18 +6023,8 @@
                 <w:sz w:val="28"/>
                 <w:szCs w:val="28"/>
               </w:rPr>
-              <w:t xml:space="preserve">ΔC, </w:t>
-            </w:r>
-            <w:proofErr w:type="spellStart"/>
-            <w:r>
-              <w:rPr>
-                <w:rFonts w:ascii="Times New Roman" w:hAnsi="Times New Roman" w:cs="Times New Roman"/>
-                <w:sz w:val="28"/>
-                <w:szCs w:val="28"/>
-              </w:rPr>
-              <w:t>нФ</w:t>
-            </w:r>
-            <w:proofErr w:type="spellEnd"/>
+              <w:t>ΔC, нФ</w:t>
+            </w:r>
           </w:p>
         </w:tc>
         <w:tc>
@@ -6314,23 +6039,13 @@
               <w:ind w:left="0"/>
               <w:jc w:val="center"/>
             </w:pPr>
-            <w:proofErr w:type="spellStart"/>
-            <w:r>
-              <w:rPr>
-                <w:rFonts w:ascii="Times New Roman" w:hAnsi="Times New Roman" w:cs="Times New Roman"/>
-                <w:sz w:val="28"/>
-                <w:szCs w:val="28"/>
-              </w:rPr>
-              <w:t>Δtg</w:t>
-            </w:r>
-            <w:proofErr w:type="spellEnd"/>
-            <w:r>
-              <w:rPr>
-                <w:rFonts w:ascii="Times New Roman" w:hAnsi="Times New Roman" w:cs="Times New Roman"/>
-                <w:sz w:val="28"/>
-                <w:szCs w:val="28"/>
-              </w:rPr>
-              <w:t xml:space="preserve"> δ</w:t>
+            <w:r>
+              <w:rPr>
+                <w:rFonts w:ascii="Times New Roman" w:hAnsi="Times New Roman" w:cs="Times New Roman"/>
+                <w:sz w:val="28"/>
+                <w:szCs w:val="28"/>
+              </w:rPr>
+              <w:t>Δtg δ</w:t>
             </w:r>
           </w:p>
         </w:tc>
@@ -6470,77 +6185,72 @@
     </w:tbl>
     <w:p>
       <w:pPr>
-        <w:spacing w:line="360" w:lineRule="auto"/>
-        <w:ind w:firstLine="698"/>
-      </w:pPr>
-      <w:r>
-        <w:rPr>
-          <w:rFonts w:ascii="Times New Roman" w:hAnsi="Times New Roman" w:cs="Times New Roman"/>
-          <w:sz w:val="28"/>
-          <w:szCs w:val="28"/>
-        </w:rPr>
-        <w:t xml:space="preserve">Измерения проводились измерителем </w:t>
-      </w:r>
-      <w:proofErr w:type="spellStart"/>
-      <w:r>
-        <w:rPr>
-          <w:rFonts w:ascii="Times New Roman" w:hAnsi="Times New Roman" w:cs="Times New Roman"/>
-          <w:sz w:val="28"/>
-          <w:szCs w:val="28"/>
-        </w:rPr>
-        <w:t>иммитанса</w:t>
-      </w:r>
-      <w:proofErr w:type="spellEnd"/>
-      <w:r>
-        <w:rPr>
-          <w:rFonts w:ascii="Times New Roman" w:hAnsi="Times New Roman" w:cs="Times New Roman"/>
-          <w:sz w:val="28"/>
-          <w:szCs w:val="28"/>
-        </w:rPr>
-        <w:t xml:space="preserve"> Е7-21 по параллельной схеме замещения на частоте f = 1 кГц, диапазон выбирался автоматически. Значение C = 47,97 </w:t>
-      </w:r>
-      <w:proofErr w:type="spellStart"/>
-      <w:r>
-        <w:rPr>
-          <w:rFonts w:ascii="Times New Roman" w:hAnsi="Times New Roman" w:cs="Times New Roman"/>
-          <w:sz w:val="28"/>
-          <w:szCs w:val="28"/>
-        </w:rPr>
-        <w:t>нФ</w:t>
-      </w:r>
-      <w:proofErr w:type="spellEnd"/>
-      <w:r>
-        <w:rPr>
-          <w:rFonts w:ascii="Times New Roman" w:hAnsi="Times New Roman" w:cs="Times New Roman"/>
-          <w:sz w:val="28"/>
-          <w:szCs w:val="28"/>
-        </w:rPr>
-        <w:t xml:space="preserve"> соответствует диапазону 4 ((16–160) </w:t>
-      </w:r>
-      <w:proofErr w:type="spellStart"/>
-      <w:r>
-        <w:rPr>
-          <w:rFonts w:ascii="Times New Roman" w:hAnsi="Times New Roman" w:cs="Times New Roman"/>
-          <w:sz w:val="28"/>
-          <w:szCs w:val="28"/>
-        </w:rPr>
-        <w:t>нФ</w:t>
-      </w:r>
-      <w:proofErr w:type="spellEnd"/>
-      <w:r>
-        <w:rPr>
-          <w:rFonts w:ascii="Times New Roman" w:hAnsi="Times New Roman" w:cs="Times New Roman"/>
-          <w:sz w:val="28"/>
-          <w:szCs w:val="28"/>
-        </w:rPr>
-        <w:t xml:space="preserve">), поэтому </w:t>
-      </w:r>
-      <w:proofErr w:type="spellStart"/>
-      <w:r>
-        <w:rPr>
-          <w:rFonts w:ascii="Times New Roman" w:hAnsi="Times New Roman" w:cs="Times New Roman"/>
-          <w:sz w:val="28"/>
-          <w:szCs w:val="28"/>
+        <w:spacing w:before="120" w:line="360" w:lineRule="auto"/>
+        <w:ind w:firstLine="697"/>
+      </w:pPr>
+      <w:r>
+        <w:rPr>
+          <w:rFonts w:ascii="Times New Roman" w:hAnsi="Times New Roman" w:cs="Times New Roman"/>
+          <w:sz w:val="28"/>
+          <w:szCs w:val="28"/>
+        </w:rPr>
+        <w:t xml:space="preserve">Измерения проводились измерителем иммитанса по параллельной схеме замещения на частоте f = 1 кГц. Значение C = 47,97 нФ соответствует диапазону </w:t>
+      </w:r>
+      <w:r>
+        <w:rPr>
+          <w:rFonts w:ascii="Times New Roman" w:hAnsi="Times New Roman" w:cs="Times New Roman"/>
+          <w:sz w:val="28"/>
+          <w:szCs w:val="28"/>
+        </w:rPr>
+        <w:t>4</w:t>
+      </w:r>
+      <w:r>
+        <w:rPr>
+          <w:rFonts w:ascii="Times New Roman" w:hAnsi="Times New Roman" w:cs="Times New Roman"/>
+          <w:sz w:val="28"/>
+          <w:szCs w:val="28"/>
+        </w:rPr>
+        <w:t xml:space="preserve"> ((16–160) нФ), поэтому C</w:t>
+      </w:r>
+      <w:r>
+        <w:rPr>
+          <w:rFonts w:ascii="Times New Roman" w:hAnsi="Times New Roman" w:cs="Times New Roman"/>
+          <w:sz w:val="28"/>
+          <w:szCs w:val="28"/>
+          <w:vertAlign w:val="subscript"/>
+        </w:rPr>
+        <w:t>к</w:t>
+      </w:r>
+      <w:r>
+        <w:rPr>
+          <w:rFonts w:ascii="Times New Roman" w:hAnsi="Times New Roman" w:cs="Times New Roman"/>
+          <w:sz w:val="28"/>
+          <w:szCs w:val="28"/>
+        </w:rPr>
+        <w:t xml:space="preserve"> = 160 нФ. Пределы допускаемой основной погрешности определяем по табл. 5: для емкости </w:t>
+      </w:r>
+      <w:r>
+        <w:rPr>
+          <w:rFonts w:ascii="Times New Roman" w:hAnsi="Times New Roman" w:cs="Times New Roman"/>
+          <w:sz w:val="28"/>
+          <w:szCs w:val="28"/>
+        </w:rPr>
+        <w:t xml:space="preserve">– </w:t>
+      </w:r>
+      <w:r>
+        <w:rPr>
+          <w:rFonts w:ascii="Times New Roman" w:hAnsi="Times New Roman" w:cs="Times New Roman"/>
+          <w:sz w:val="28"/>
+          <w:szCs w:val="28"/>
+        </w:rPr>
+        <w:t>относительная погрешность δ</w:t>
+      </w:r>
+      <w:r>
+        <w:rPr>
+          <w:rFonts w:ascii="Times New Roman" w:hAnsi="Times New Roman" w:cs="Times New Roman"/>
+          <w:sz w:val="28"/>
+          <w:szCs w:val="28"/>
+          <w:vertAlign w:val="subscript"/>
         </w:rPr>
         <w:t>C</w:t>
       </w:r>
@@ -6549,81 +6259,32 @@
           <w:rFonts w:ascii="Times New Roman" w:hAnsi="Times New Roman" w:cs="Times New Roman"/>
           <w:sz w:val="28"/>
           <w:szCs w:val="28"/>
-          <w:vertAlign w:val="subscript"/>
-        </w:rPr>
-        <w:t>к</w:t>
-      </w:r>
-      <w:proofErr w:type="spellEnd"/>
-      <w:r>
-        <w:rPr>
-          <w:rFonts w:ascii="Times New Roman" w:hAnsi="Times New Roman" w:cs="Times New Roman"/>
-          <w:sz w:val="28"/>
-          <w:szCs w:val="28"/>
-        </w:rPr>
-        <w:t xml:space="preserve"> = 160 </w:t>
-      </w:r>
-      <w:proofErr w:type="spellStart"/>
-      <w:r>
-        <w:rPr>
-          <w:rFonts w:ascii="Times New Roman" w:hAnsi="Times New Roman" w:cs="Times New Roman"/>
-          <w:sz w:val="28"/>
-          <w:szCs w:val="28"/>
-        </w:rPr>
-        <w:t>нФ</w:t>
-      </w:r>
-      <w:proofErr w:type="spellEnd"/>
-      <w:r>
-        <w:rPr>
-          <w:rFonts w:ascii="Times New Roman" w:hAnsi="Times New Roman" w:cs="Times New Roman"/>
-          <w:sz w:val="28"/>
-          <w:szCs w:val="28"/>
-        </w:rPr>
-        <w:t xml:space="preserve">. Пределы допускаемой основной погрешности определяем по табл. 5 описания типа Е7-21: для емкости — относительная погрешность </w:t>
-      </w:r>
-      <w:proofErr w:type="spellStart"/>
-      <w:r>
-        <w:rPr>
-          <w:rFonts w:ascii="Times New Roman" w:hAnsi="Times New Roman" w:cs="Times New Roman"/>
-          <w:sz w:val="28"/>
-          <w:szCs w:val="28"/>
-        </w:rPr>
-        <w:t>δ</w:t>
-      </w:r>
-      <w:r>
-        <w:rPr>
-          <w:rFonts w:ascii="Times New Roman" w:hAnsi="Times New Roman" w:cs="Times New Roman"/>
-          <w:sz w:val="28"/>
-          <w:szCs w:val="28"/>
-          <w:vertAlign w:val="subscript"/>
-        </w:rPr>
-        <w:t>C</w:t>
-      </w:r>
-      <w:proofErr w:type="spellEnd"/>
-      <w:r>
-        <w:rPr>
-          <w:rFonts w:ascii="Times New Roman" w:hAnsi="Times New Roman" w:cs="Times New Roman"/>
-          <w:sz w:val="28"/>
-          <w:szCs w:val="28"/>
-        </w:rPr>
-        <w:t xml:space="preserve">, для тангенса угла потерь (D = </w:t>
-      </w:r>
-      <w:proofErr w:type="spellStart"/>
-      <w:r>
-        <w:rPr>
-          <w:rFonts w:ascii="Times New Roman" w:hAnsi="Times New Roman" w:cs="Times New Roman"/>
-          <w:sz w:val="28"/>
-          <w:szCs w:val="28"/>
-        </w:rPr>
-        <w:t>tg</w:t>
-      </w:r>
-      <w:proofErr w:type="spellEnd"/>
-      <w:r>
-        <w:rPr>
-          <w:rFonts w:ascii="Times New Roman" w:hAnsi="Times New Roman" w:cs="Times New Roman"/>
-          <w:sz w:val="28"/>
-          <w:szCs w:val="28"/>
-        </w:rPr>
-        <w:t xml:space="preserve"> δ) — абсолютная погрешность ΔD:</w:t>
+        </w:rPr>
+        <w:t>, для тангенса угла потерь</w:t>
+      </w:r>
+      <w:r>
+        <w:rPr>
+          <w:rFonts w:ascii="Times New Roman" w:hAnsi="Times New Roman" w:cs="Times New Roman"/>
+          <w:sz w:val="28"/>
+          <w:szCs w:val="28"/>
+        </w:rPr>
+        <w:t xml:space="preserve"> </w:t>
+      </w:r>
+      <w:r>
+        <w:rPr>
+          <w:rFonts w:ascii="Times New Roman" w:hAnsi="Times New Roman" w:cs="Times New Roman"/>
+          <w:sz w:val="28"/>
+          <w:szCs w:val="28"/>
+        </w:rPr>
+        <w:t xml:space="preserve">– </w:t>
+      </w:r>
+      <w:r>
+        <w:rPr>
+          <w:rFonts w:ascii="Times New Roman" w:hAnsi="Times New Roman" w:cs="Times New Roman"/>
+          <w:sz w:val="28"/>
+          <w:szCs w:val="28"/>
+        </w:rPr>
+        <w:t>абсолютная погрешность ΔD:</w:t>
       </w:r>
     </w:p>
     <w:p>
@@ -7685,26 +7346,15 @@
           <w:sz w:val="28"/>
           <w:szCs w:val="28"/>
         </w:rPr>
-        <w:lastRenderedPageBreak/>
-        <w:t>Погрешность по D нормируется: D = 0,040 ≤ 2, а модуль импеданса конденсатора 1/(2π</w:t>
-      </w:r>
-      <w:proofErr w:type="spellStart"/>
-      <w:r>
-        <w:rPr>
-          <w:rFonts w:ascii="Times New Roman" w:hAnsi="Times New Roman" w:cs="Times New Roman"/>
-          <w:sz w:val="28"/>
-          <w:szCs w:val="28"/>
-        </w:rPr>
-        <w:t>fC</w:t>
-      </w:r>
-      <w:proofErr w:type="spellEnd"/>
-      <w:r>
-        <w:rPr>
-          <w:rFonts w:ascii="Times New Roman" w:hAnsi="Times New Roman" w:cs="Times New Roman"/>
-          <w:sz w:val="28"/>
-          <w:szCs w:val="28"/>
-        </w:rPr>
-        <w:t>) ≈ 3,3 кОм находится в пределах от 0,09 до 1,1 от предельного значения сопротивления диапазона 4 (10 кОм).</w:t>
+        <w:t>Погрешность по D нормируется: D = 0,040 ≤ 2</w:t>
+      </w:r>
+      <w:r>
+        <w:rPr>
+          <w:rFonts w:ascii="Times New Roman" w:hAnsi="Times New Roman" w:cs="Times New Roman"/>
+          <w:sz w:val="28"/>
+          <w:szCs w:val="28"/>
+        </w:rPr>
+        <w:t>.</w:t>
       </w:r>
     </w:p>
     <w:p>
@@ -7800,6 +7450,7 @@
               <w:sz w:val="28"/>
               <w:szCs w:val="28"/>
             </w:rPr>
+            <w:lastRenderedPageBreak/>
             <m:t>tg</m:t>
           </m:r>
           <m:r>
@@ -7943,18 +7594,8 @@
                 <w:sz w:val="28"/>
                 <w:szCs w:val="28"/>
               </w:rPr>
-              <w:t xml:space="preserve">L, </w:t>
-            </w:r>
-            <w:proofErr w:type="spellStart"/>
-            <w:r>
-              <w:rPr>
-                <w:rFonts w:ascii="Times New Roman" w:hAnsi="Times New Roman" w:cs="Times New Roman"/>
-                <w:sz w:val="28"/>
-                <w:szCs w:val="28"/>
-              </w:rPr>
-              <w:t>мГн</w:t>
-            </w:r>
-            <w:proofErr w:type="spellEnd"/>
+              <w:t>L, мГн</w:t>
+            </w:r>
           </w:p>
         </w:tc>
         <w:tc>
@@ -7997,18 +7638,8 @@
                 <w:sz w:val="28"/>
                 <w:szCs w:val="28"/>
               </w:rPr>
-              <w:t xml:space="preserve">ΔL, </w:t>
-            </w:r>
-            <w:proofErr w:type="spellStart"/>
-            <w:r>
-              <w:rPr>
-                <w:rFonts w:ascii="Times New Roman" w:hAnsi="Times New Roman" w:cs="Times New Roman"/>
-                <w:sz w:val="28"/>
-                <w:szCs w:val="28"/>
-              </w:rPr>
-              <w:t>мГн</w:t>
-            </w:r>
-            <w:proofErr w:type="spellEnd"/>
+              <w:t>ΔL, мГн</w:t>
+            </w:r>
           </w:p>
         </w:tc>
         <w:tc>
@@ -8077,7 +7708,7 @@
                 <w:sz w:val="28"/>
                 <w:szCs w:val="28"/>
               </w:rPr>
-              <w:t>5</w:t>
+              <w:t>6</w:t>
             </w:r>
           </w:p>
         </w:tc>
@@ -8140,8 +7771,18 @@
                 <w:sz w:val="28"/>
                 <w:szCs w:val="28"/>
               </w:rPr>
-              <w:t>0,14</w:t>
-            </w:r>
+              <w:t>0,</w:t>
+            </w:r>
+            <w:r>
+              <w:rPr>
+                <w:rFonts w:ascii="Times New Roman" w:hAnsi="Times New Roman" w:cs="Times New Roman"/>
+                <w:sz w:val="28"/>
+                <w:szCs w:val="28"/>
+              </w:rPr>
+              <w:t>08</w:t>
+            </w:r>
+            <w:bookmarkStart w:id="2" w:name="_GoBack"/>
+            <w:bookmarkEnd w:id="2"/>
           </w:p>
         </w:tc>
         <w:tc>
@@ -8161,7 +7802,7 @@
                 <w:sz w:val="28"/>
                 <w:szCs w:val="28"/>
               </w:rPr>
-              <w:t>—</w:t>
+              <w:t>–</w:t>
             </w:r>
           </w:p>
         </w:tc>
@@ -8179,351 +7820,22 @@
           <w:sz w:val="28"/>
           <w:szCs w:val="28"/>
         </w:rPr>
-        <w:t xml:space="preserve">Измерения проводились измерителем </w:t>
-      </w:r>
-      <w:proofErr w:type="spellStart"/>
-      <w:r>
-        <w:rPr>
-          <w:rFonts w:ascii="Times New Roman" w:hAnsi="Times New Roman" w:cs="Times New Roman"/>
-          <w:sz w:val="28"/>
-          <w:szCs w:val="28"/>
-        </w:rPr>
-        <w:t>иммитанса</w:t>
-      </w:r>
-      <w:proofErr w:type="spellEnd"/>
-      <w:r>
-        <w:rPr>
-          <w:rFonts w:ascii="Times New Roman" w:hAnsi="Times New Roman" w:cs="Times New Roman"/>
-          <w:sz w:val="28"/>
-          <w:szCs w:val="28"/>
-        </w:rPr>
-        <w:t xml:space="preserve"> Е7-21 по последовательной схеме замещения на частоте f = 1 кГц, диапазон выбирался автоматически. Добротность катушки мала (Q </w:t>
-      </w:r>
-      <w:proofErr w:type="gramStart"/>
-      <w:r>
-        <w:rPr>
-          <w:rFonts w:ascii="Times New Roman" w:hAnsi="Times New Roman" w:cs="Times New Roman"/>
-          <w:sz w:val="28"/>
-          <w:szCs w:val="28"/>
-        </w:rPr>
-        <w:t>&lt; 1</w:t>
-      </w:r>
-      <w:proofErr w:type="gramEnd"/>
-      <w:r>
-        <w:rPr>
-          <w:rFonts w:ascii="Times New Roman" w:hAnsi="Times New Roman" w:cs="Times New Roman"/>
-          <w:sz w:val="28"/>
-          <w:szCs w:val="28"/>
-        </w:rPr>
-        <w:t>), поэтому модуль ее импеданса определяется в основном активным сопротивлением:</w:t>
-      </w:r>
-    </w:p>
-    <w:p>
-      <w:pPr>
-        <w:spacing w:after="160" w:line="360" w:lineRule="auto"/>
-        <w:jc w:val="center"/>
-      </w:pPr>
-      <m:oMathPara>
-        <m:oMath>
-          <m:d>
-            <m:dPr>
-              <m:begChr m:val="|"/>
-              <m:endChr m:val="|"/>
-              <m:ctrlPr>
-                <w:rPr>
-                  <w:rFonts w:ascii="Cambria Math" w:hAnsi="Cambria Math"/>
-                  <w:i/>
-                  <w:sz w:val="28"/>
-                  <w:szCs w:val="28"/>
-                </w:rPr>
-              </m:ctrlPr>
-            </m:dPr>
-            <m:e>
-              <m:r>
-                <w:rPr>
-                  <w:rFonts w:ascii="Cambria Math" w:hAnsi="Cambria Math"/>
-                  <w:sz w:val="28"/>
-                  <w:szCs w:val="28"/>
-                </w:rPr>
-                <m:t>Z</m:t>
-              </m:r>
-            </m:e>
-          </m:d>
-          <m:r>
-            <w:rPr>
-              <w:rFonts w:ascii="Cambria Math" w:hAnsi="Cambria Math"/>
-              <w:sz w:val="28"/>
-              <w:szCs w:val="28"/>
-            </w:rPr>
-            <m:t>=ωL·</m:t>
-          </m:r>
-          <m:rad>
-            <m:radPr>
-              <m:degHide m:val="1"/>
-              <m:ctrlPr>
-                <w:rPr>
-                  <w:rFonts w:ascii="Cambria Math" w:hAnsi="Cambria Math"/>
-                  <w:i/>
-                  <w:sz w:val="28"/>
-                  <w:szCs w:val="28"/>
-                </w:rPr>
-              </m:ctrlPr>
-            </m:radPr>
-            <m:deg/>
-            <m:e>
-              <m:r>
-                <w:rPr>
-                  <w:rFonts w:ascii="Cambria Math" w:hAnsi="Cambria Math"/>
-                  <w:sz w:val="28"/>
-                  <w:szCs w:val="28"/>
-                </w:rPr>
-                <m:t>1+</m:t>
-              </m:r>
-              <m:f>
-                <m:fPr>
-                  <m:ctrlPr>
-                    <w:rPr>
-                      <w:rFonts w:ascii="Cambria Math" w:hAnsi="Cambria Math"/>
-                      <w:i/>
-                      <w:sz w:val="28"/>
-                      <w:szCs w:val="28"/>
-                    </w:rPr>
-                  </m:ctrlPr>
-                </m:fPr>
-                <m:num>
-                  <m:r>
-                    <w:rPr>
-                      <w:rFonts w:ascii="Cambria Math" w:hAnsi="Cambria Math"/>
-                      <w:sz w:val="28"/>
-                      <w:szCs w:val="28"/>
-                    </w:rPr>
-                    <m:t>1</m:t>
-                  </m:r>
-                </m:num>
-                <m:den>
-                  <m:sSup>
-                    <m:sSupPr>
-                      <m:ctrlPr>
-                        <w:rPr>
-                          <w:rFonts w:ascii="Cambria Math" w:hAnsi="Cambria Math"/>
-                          <w:i/>
-                          <w:sz w:val="28"/>
-                          <w:szCs w:val="28"/>
-                        </w:rPr>
-                      </m:ctrlPr>
-                    </m:sSupPr>
-                    <m:e>
-                      <m:r>
-                        <w:rPr>
-                          <w:rFonts w:ascii="Cambria Math" w:hAnsi="Cambria Math"/>
-                          <w:sz w:val="28"/>
-                          <w:szCs w:val="28"/>
-                        </w:rPr>
-                        <m:t>Q</m:t>
-                      </m:r>
-                    </m:e>
-                    <m:sup>
-                      <m:r>
-                        <w:rPr>
-                          <w:rFonts w:ascii="Cambria Math" w:hAnsi="Cambria Math"/>
-                          <w:sz w:val="28"/>
-                          <w:szCs w:val="28"/>
-                        </w:rPr>
-                        <m:t>2</m:t>
-                      </m:r>
-                    </m:sup>
-                  </m:sSup>
-                </m:den>
-              </m:f>
-            </m:e>
-          </m:rad>
-          <m:r>
-            <w:rPr>
-              <w:rFonts w:ascii="Cambria Math" w:hAnsi="Cambria Math"/>
-              <w:sz w:val="28"/>
-              <w:szCs w:val="28"/>
-            </w:rPr>
-            <m:t>=2π·1000·14,39·</m:t>
-          </m:r>
-          <m:sSup>
-            <m:sSupPr>
-              <m:ctrlPr>
-                <w:rPr>
-                  <w:rFonts w:ascii="Cambria Math" w:hAnsi="Cambria Math"/>
-                  <w:i/>
-                  <w:sz w:val="28"/>
-                  <w:szCs w:val="28"/>
-                </w:rPr>
-              </m:ctrlPr>
-            </m:sSupPr>
-            <m:e>
-              <m:r>
-                <w:rPr>
-                  <w:rFonts w:ascii="Cambria Math" w:hAnsi="Cambria Math"/>
-                  <w:sz w:val="28"/>
-                  <w:szCs w:val="28"/>
-                </w:rPr>
-                <m:t>10</m:t>
-              </m:r>
-            </m:e>
-            <m:sup>
-              <m:r>
-                <w:rPr>
-                  <w:rFonts w:ascii="Cambria Math" w:hAnsi="Cambria Math"/>
-                  <w:sz w:val="28"/>
-                  <w:szCs w:val="28"/>
-                </w:rPr>
-                <m:t>-3</m:t>
-              </m:r>
-            </m:sup>
-          </m:sSup>
-          <m:r>
-            <w:rPr>
-              <w:rFonts w:ascii="Cambria Math" w:hAnsi="Cambria Math"/>
-              <w:sz w:val="28"/>
-              <w:szCs w:val="28"/>
-            </w:rPr>
-            <m:t>·</m:t>
-          </m:r>
-          <m:rad>
-            <m:radPr>
-              <m:degHide m:val="1"/>
-              <m:ctrlPr>
-                <w:rPr>
-                  <w:rFonts w:ascii="Cambria Math" w:hAnsi="Cambria Math"/>
-                  <w:i/>
-                  <w:sz w:val="28"/>
-                  <w:szCs w:val="28"/>
-                </w:rPr>
-              </m:ctrlPr>
-            </m:radPr>
-            <m:deg/>
-            <m:e>
-              <m:r>
-                <w:rPr>
-                  <w:rFonts w:ascii="Cambria Math" w:hAnsi="Cambria Math"/>
-                  <w:sz w:val="28"/>
-                  <w:szCs w:val="28"/>
-                </w:rPr>
-                <m:t>1+</m:t>
-              </m:r>
-              <m:f>
-                <m:fPr>
-                  <m:ctrlPr>
-                    <w:rPr>
-                      <w:rFonts w:ascii="Cambria Math" w:hAnsi="Cambria Math"/>
-                      <w:i/>
-                      <w:sz w:val="28"/>
-                      <w:szCs w:val="28"/>
-                    </w:rPr>
-                  </m:ctrlPr>
-                </m:fPr>
-                <m:num>
-                  <m:r>
-                    <w:rPr>
-                      <w:rFonts w:ascii="Cambria Math" w:hAnsi="Cambria Math"/>
-                      <w:sz w:val="28"/>
-                      <w:szCs w:val="28"/>
-                    </w:rPr>
-                    <m:t>1</m:t>
-                  </m:r>
-                </m:num>
-                <m:den>
-                  <m:sSup>
-                    <m:sSupPr>
-                      <m:ctrlPr>
-                        <w:rPr>
-                          <w:rFonts w:ascii="Cambria Math" w:hAnsi="Cambria Math"/>
-                          <w:i/>
-                          <w:sz w:val="28"/>
-                          <w:szCs w:val="28"/>
-                        </w:rPr>
-                      </m:ctrlPr>
-                    </m:sSupPr>
-                    <m:e>
-                      <m:r>
-                        <w:rPr>
-                          <w:rFonts w:ascii="Cambria Math" w:hAnsi="Cambria Math"/>
-                          <w:sz w:val="28"/>
-                          <w:szCs w:val="28"/>
-                        </w:rPr>
-                        <m:t>0,273</m:t>
-                      </m:r>
-                    </m:e>
-                    <m:sup>
-                      <m:r>
-                        <w:rPr>
-                          <w:rFonts w:ascii="Cambria Math" w:hAnsi="Cambria Math"/>
-                          <w:sz w:val="28"/>
-                          <w:szCs w:val="28"/>
-                        </w:rPr>
-                        <m:t>2</m:t>
-                      </m:r>
-                    </m:sup>
-                  </m:sSup>
-                </m:den>
-              </m:f>
-            </m:e>
-          </m:rad>
-          <m:r>
-            <w:rPr>
-              <w:rFonts w:ascii="Cambria Math" w:hAnsi="Cambria Math"/>
-              <w:sz w:val="28"/>
-              <w:szCs w:val="28"/>
-            </w:rPr>
-            <m:t xml:space="preserve">≈343 </m:t>
-          </m:r>
-          <m:r>
-            <m:rPr>
-              <m:sty m:val="p"/>
-            </m:rPr>
-            <w:rPr>
-              <w:rFonts w:ascii="Cambria Math" w:hAnsi="Cambria Math"/>
-              <w:sz w:val="28"/>
-              <w:szCs w:val="28"/>
-            </w:rPr>
-            <m:t>[Ом]</m:t>
-          </m:r>
-        </m:oMath>
-      </m:oMathPara>
-    </w:p>
-    <w:p>
-      <w:pPr>
-        <w:spacing w:line="360" w:lineRule="auto"/>
-        <w:ind w:firstLine="698"/>
-      </w:pPr>
-      <w:r>
-        <w:rPr>
-          <w:rFonts w:ascii="Times New Roman" w:hAnsi="Times New Roman" w:cs="Times New Roman"/>
-          <w:sz w:val="28"/>
-          <w:szCs w:val="28"/>
-        </w:rPr>
-        <w:t>Поэтому прибор работает на диапазоне 5 ((100–1000) Ом; по индуктивности — (16–160) </w:t>
-      </w:r>
-      <w:proofErr w:type="spellStart"/>
-      <w:r>
-        <w:rPr>
-          <w:rFonts w:ascii="Times New Roman" w:hAnsi="Times New Roman" w:cs="Times New Roman"/>
-          <w:sz w:val="28"/>
-          <w:szCs w:val="28"/>
-        </w:rPr>
-        <w:t>мГн</w:t>
-      </w:r>
-      <w:proofErr w:type="spellEnd"/>
-      <w:r>
-        <w:rPr>
-          <w:rFonts w:ascii="Times New Roman" w:hAnsi="Times New Roman" w:cs="Times New Roman"/>
-          <w:sz w:val="28"/>
-          <w:szCs w:val="28"/>
-        </w:rPr>
-        <w:t xml:space="preserve">, </w:t>
-      </w:r>
-      <w:proofErr w:type="spellStart"/>
-      <w:r>
-        <w:rPr>
-          <w:rFonts w:ascii="Times New Roman" w:hAnsi="Times New Roman" w:cs="Times New Roman"/>
-          <w:sz w:val="28"/>
-          <w:szCs w:val="28"/>
+        <w:t xml:space="preserve">Измерения проводились измерителем иммитанса по последовательной схеме на частоте f = 1 кГц. </w:t>
+      </w:r>
+      <w:r>
+        <w:rPr>
+          <w:rFonts w:ascii="Times New Roman" w:hAnsi="Times New Roman" w:cs="Times New Roman"/>
+          <w:sz w:val="28"/>
+          <w:szCs w:val="28"/>
+        </w:rPr>
+        <w:t xml:space="preserve">Значение </w:t>
+      </w:r>
+      <w:r>
+        <w:rPr>
+          <w:rFonts w:ascii="Times New Roman" w:hAnsi="Times New Roman" w:cs="Times New Roman"/>
+          <w:sz w:val="28"/>
+          <w:szCs w:val="28"/>
+          <w:lang w:val="en-US"/>
         </w:rPr>
         <w:t>L</w:t>
       </w:r>
@@ -8532,36 +7844,65 @@
           <w:rFonts w:ascii="Times New Roman" w:hAnsi="Times New Roman" w:cs="Times New Roman"/>
           <w:sz w:val="28"/>
           <w:szCs w:val="28"/>
+        </w:rPr>
+        <w:t xml:space="preserve"> = 14,39</w:t>
+      </w:r>
+      <w:r>
+        <w:rPr>
+          <w:rFonts w:ascii="Times New Roman" w:hAnsi="Times New Roman" w:cs="Times New Roman"/>
+          <w:sz w:val="28"/>
+          <w:szCs w:val="28"/>
+        </w:rPr>
+        <w:t xml:space="preserve"> </w:t>
+      </w:r>
+      <w:r>
+        <w:rPr>
+          <w:rFonts w:ascii="Times New Roman" w:hAnsi="Times New Roman" w:cs="Times New Roman"/>
+          <w:sz w:val="28"/>
+          <w:szCs w:val="28"/>
+        </w:rPr>
+        <w:t>мГн соответствует диапазону 6</w:t>
+      </w:r>
+      <w:r>
+        <w:rPr>
+          <w:rFonts w:ascii="Times New Roman" w:hAnsi="Times New Roman" w:cs="Times New Roman"/>
+          <w:sz w:val="28"/>
+          <w:szCs w:val="28"/>
+        </w:rPr>
+        <w:t xml:space="preserve"> (1</w:t>
+      </w:r>
+      <w:r>
+        <w:rPr>
+          <w:rFonts w:ascii="Times New Roman" w:hAnsi="Times New Roman" w:cs="Times New Roman"/>
+          <w:sz w:val="28"/>
+          <w:szCs w:val="28"/>
+        </w:rPr>
+        <w:t>,</w:t>
+      </w:r>
+      <w:r>
+        <w:rPr>
+          <w:rFonts w:ascii="Times New Roman" w:hAnsi="Times New Roman" w:cs="Times New Roman"/>
+          <w:sz w:val="28"/>
+          <w:szCs w:val="28"/>
+        </w:rPr>
+        <w:t>6–16 мГн, L</w:t>
+      </w:r>
+      <w:r>
+        <w:rPr>
+          <w:rFonts w:ascii="Times New Roman" w:hAnsi="Times New Roman" w:cs="Times New Roman"/>
+          <w:sz w:val="28"/>
+          <w:szCs w:val="28"/>
           <w:vertAlign w:val="subscript"/>
         </w:rPr>
         <w:t>к</w:t>
       </w:r>
-      <w:proofErr w:type="spellEnd"/>
-      <w:r>
-        <w:rPr>
-          <w:rFonts w:ascii="Times New Roman" w:hAnsi="Times New Roman" w:cs="Times New Roman"/>
-          <w:sz w:val="28"/>
-          <w:szCs w:val="28"/>
-        </w:rPr>
-        <w:t xml:space="preserve"> = 160 </w:t>
-      </w:r>
-      <w:proofErr w:type="spellStart"/>
-      <w:r>
-        <w:rPr>
-          <w:rFonts w:ascii="Times New Roman" w:hAnsi="Times New Roman" w:cs="Times New Roman"/>
-          <w:sz w:val="28"/>
-          <w:szCs w:val="28"/>
-        </w:rPr>
-        <w:t>мГн</w:t>
-      </w:r>
-      <w:proofErr w:type="spellEnd"/>
-      <w:r>
-        <w:rPr>
-          <w:rFonts w:ascii="Times New Roman" w:hAnsi="Times New Roman" w:cs="Times New Roman"/>
-          <w:sz w:val="28"/>
-          <w:szCs w:val="28"/>
-        </w:rPr>
-        <w:t>). На диапазонах 5–8 прибор автоматически выбирает последовательную схему замещения, что совпадает с показанием «S» на дисплее. Предел допускаемой основной относительной погрешности по L определяем по табл. 6 описания типа Е7-21:</w:t>
+      <w:r>
+        <w:rPr>
+          <w:rFonts w:ascii="Times New Roman" w:hAnsi="Times New Roman" w:cs="Times New Roman"/>
+          <w:sz w:val="28"/>
+          <w:szCs w:val="28"/>
+        </w:rPr>
+        <w:t xml:space="preserve"> = 16 мГн). Предел допускаемой основной относительной погрешности по L определяем по табл. 6:</w:t>
       </w:r>
     </w:p>
     <w:p>
@@ -8970,7 +8311,7 @@
                           <w:sz w:val="28"/>
                           <w:szCs w:val="28"/>
                         </w:rPr>
-                        <m:t>160</m:t>
+                        <m:t>16</m:t>
                       </m:r>
                     </m:num>
                     <m:den>
@@ -9066,7 +8407,7 @@
               <w:sz w:val="28"/>
               <w:szCs w:val="28"/>
             </w:rPr>
-            <m:t>=±0,95 %</m:t>
+            <m:t>=±0,57 %</m:t>
           </m:r>
         </m:oMath>
       </m:oMathPara>
@@ -9084,7 +8425,6 @@
               <w:sz w:val="28"/>
               <w:szCs w:val="28"/>
             </w:rPr>
-            <w:lastRenderedPageBreak/>
             <m:t>ΔL=</m:t>
           </m:r>
           <m:f>
@@ -9177,7 +8517,7 @@
                   <w:sz w:val="28"/>
                   <w:szCs w:val="28"/>
                 </w:rPr>
-                <m:t>0,95·14,39</m:t>
+                <m:t>0,57·14,39</m:t>
               </m:r>
             </m:num>
             <m:den>
@@ -9197,7 +8537,7 @@
               <w:sz w:val="28"/>
               <w:szCs w:val="28"/>
             </w:rPr>
-            <m:t xml:space="preserve">=0,137 </m:t>
+            <m:t xml:space="preserve">=0,082 </m:t>
           </m:r>
           <m:r>
             <m:rPr>
@@ -9225,25 +8565,15 @@
           <w:sz w:val="28"/>
           <w:szCs w:val="28"/>
         </w:rPr>
-        <w:t xml:space="preserve">Погрешность по добротности не нормируется, так как Q = 0,273 </w:t>
-      </w:r>
-      <w:proofErr w:type="gramStart"/>
-      <w:r>
-        <w:rPr>
-          <w:rFonts w:ascii="Times New Roman" w:hAnsi="Times New Roman" w:cs="Times New Roman"/>
-          <w:sz w:val="28"/>
-          <w:szCs w:val="28"/>
-        </w:rPr>
-        <w:t>&lt; 0</w:t>
-      </w:r>
-      <w:proofErr w:type="gramEnd"/>
-      <w:r>
-        <w:rPr>
-          <w:rFonts w:ascii="Times New Roman" w:hAnsi="Times New Roman" w:cs="Times New Roman"/>
-          <w:sz w:val="28"/>
-          <w:szCs w:val="28"/>
-        </w:rPr>
-        <w:t>,5 (примечание 2 к табл. 6 описания типа).</w:t>
+        <w:t>Погрешность по добротности не нормируется, так как Q = 0,273 &lt; 0,5</w:t>
+      </w:r>
+      <w:r>
+        <w:rPr>
+          <w:rFonts w:ascii="Times New Roman" w:hAnsi="Times New Roman" w:cs="Times New Roman"/>
+          <w:sz w:val="28"/>
+          <w:szCs w:val="28"/>
+        </w:rPr>
+        <w:t>.</w:t>
       </w:r>
     </w:p>
     <w:p>
@@ -9307,7 +8637,7 @@
               <w:sz w:val="28"/>
               <w:szCs w:val="28"/>
             </w:rPr>
-            <m:t xml:space="preserve">=14,39±0,14 </m:t>
+            <m:t xml:space="preserve">=14,39±0,08 </m:t>
           </m:r>
           <m:r>
             <m:rPr>
@@ -9343,18 +8673,198 @@
         <w:spacing w:before="120" w:line="360" w:lineRule="auto"/>
         <w:ind w:firstLine="698"/>
         <w:jc w:val="left"/>
-      </w:pPr>
-      <w:r>
         <w:rPr>
           <w:rFonts w:ascii="Times New Roman" w:hAnsi="Times New Roman" w:cs="Times New Roman"/>
           <w:b/>
           <w:sz w:val="32"/>
           <w:szCs w:val="32"/>
         </w:rPr>
+      </w:pPr>
+      <w:r>
+        <w:rPr>
+          <w:rFonts w:ascii="Times New Roman" w:hAnsi="Times New Roman" w:cs="Times New Roman"/>
+          <w:b/>
+          <w:sz w:val="32"/>
+          <w:szCs w:val="32"/>
+        </w:rPr>
         <w:t>Вывод</w:t>
       </w:r>
-      <w:bookmarkStart w:id="2" w:name="_GoBack"/>
-      <w:bookmarkEnd w:id="2"/>
+    </w:p>
+    <w:p>
+      <w:pPr>
+        <w:spacing w:line="360" w:lineRule="auto"/>
+        <w:ind w:firstLine="698"/>
+        <w:rPr>
+          <w:rFonts w:ascii="Times New Roman" w:hAnsi="Times New Roman" w:cs="Times New Roman"/>
+          <w:sz w:val="28"/>
+          <w:szCs w:val="28"/>
+        </w:rPr>
+      </w:pPr>
+      <w:r>
+        <w:rPr>
+          <w:rFonts w:ascii="Times New Roman" w:hAnsi="Times New Roman" w:cs="Times New Roman"/>
+          <w:sz w:val="28"/>
+          <w:szCs w:val="28"/>
+        </w:rPr>
+        <w:t>В ходе лабораторной работы были изучены способы измерения сопротивления, ёмкости и индуктивности с помощью различных приборов. Были проведены измерения и рассчитаны их погрешности.</w:t>
+      </w:r>
+    </w:p>
+    <w:p>
+      <w:pPr>
+        <w:spacing w:line="360" w:lineRule="auto"/>
+        <w:ind w:firstLine="698"/>
+        <w:rPr>
+          <w:rFonts w:ascii="Times New Roman" w:hAnsi="Times New Roman" w:cs="Times New Roman"/>
+          <w:sz w:val="28"/>
+          <w:szCs w:val="28"/>
+        </w:rPr>
+      </w:pPr>
+      <w:r>
+        <w:rPr>
+          <w:rFonts w:ascii="Times New Roman" w:hAnsi="Times New Roman" w:cs="Times New Roman"/>
+          <w:sz w:val="28"/>
+          <w:szCs w:val="28"/>
+        </w:rPr>
+        <w:t xml:space="preserve">При измерении сопротивления резистора R были получены следующие результаты: измеритель иммитанса </w:t>
+      </w:r>
+      <w:r>
+        <w:rPr>
+          <w:rFonts w:ascii="Times New Roman" w:hAnsi="Times New Roman" w:cs="Times New Roman"/>
+          <w:sz w:val="28"/>
+          <w:szCs w:val="28"/>
+        </w:rPr>
+        <w:t>–</w:t>
+      </w:r>
+      <w:r>
+        <w:rPr>
+          <w:rFonts w:ascii="Times New Roman" w:hAnsi="Times New Roman" w:cs="Times New Roman"/>
+          <w:sz w:val="28"/>
+          <w:szCs w:val="28"/>
+        </w:rPr>
+        <w:t xml:space="preserve"> (8,114 ± 0,018) кОм, цифровой вольтметр </w:t>
+      </w:r>
+      <w:r>
+        <w:rPr>
+          <w:rFonts w:ascii="Times New Roman" w:hAnsi="Times New Roman" w:cs="Times New Roman"/>
+          <w:sz w:val="28"/>
+          <w:szCs w:val="28"/>
+        </w:rPr>
+        <w:t>–</w:t>
+      </w:r>
+      <w:r>
+        <w:rPr>
+          <w:rFonts w:ascii="Times New Roman" w:hAnsi="Times New Roman" w:cs="Times New Roman"/>
+          <w:sz w:val="28"/>
+          <w:szCs w:val="28"/>
+        </w:rPr>
+        <w:t xml:space="preserve"> (8,11 ± 0,03) кОм, универсальный вольтметр </w:t>
+      </w:r>
+      <w:r>
+        <w:rPr>
+          <w:rFonts w:ascii="Times New Roman" w:hAnsi="Times New Roman" w:cs="Times New Roman"/>
+          <w:sz w:val="28"/>
+          <w:szCs w:val="28"/>
+        </w:rPr>
+        <w:t>–</w:t>
+      </w:r>
+      <w:r>
+        <w:rPr>
+          <w:rFonts w:ascii="Times New Roman" w:hAnsi="Times New Roman" w:cs="Times New Roman"/>
+          <w:sz w:val="28"/>
+          <w:szCs w:val="28"/>
+        </w:rPr>
+        <w:t xml:space="preserve"> (8,0 ± 0,4) кОм. Результаты </w:t>
+      </w:r>
+      <w:r>
+        <w:rPr>
+          <w:rFonts w:ascii="Times New Roman" w:hAnsi="Times New Roman" w:cs="Times New Roman"/>
+          <w:sz w:val="28"/>
+          <w:szCs w:val="28"/>
+        </w:rPr>
+        <w:lastRenderedPageBreak/>
+        <w:t xml:space="preserve">измерений близки друг к другу, однако наименьшую погрешность показал измеритель иммитанса, а наибольшую </w:t>
+      </w:r>
+      <w:r>
+        <w:rPr>
+          <w:rFonts w:ascii="Times New Roman" w:hAnsi="Times New Roman" w:cs="Times New Roman"/>
+          <w:sz w:val="28"/>
+          <w:szCs w:val="28"/>
+        </w:rPr>
+        <w:t>–</w:t>
+      </w:r>
+      <w:r>
+        <w:rPr>
+          <w:rFonts w:ascii="Times New Roman" w:hAnsi="Times New Roman" w:cs="Times New Roman"/>
+          <w:sz w:val="28"/>
+          <w:szCs w:val="28"/>
+        </w:rPr>
+        <w:t xml:space="preserve"> универсальный вольтметр.</w:t>
+      </w:r>
+    </w:p>
+    <w:p>
+      <w:pPr>
+        <w:spacing w:line="360" w:lineRule="auto"/>
+        <w:ind w:firstLine="698"/>
+        <w:rPr>
+          <w:rFonts w:ascii="Times New Roman" w:hAnsi="Times New Roman" w:cs="Times New Roman"/>
+          <w:sz w:val="28"/>
+          <w:szCs w:val="28"/>
+        </w:rPr>
+      </w:pPr>
+      <w:r>
+        <w:rPr>
+          <w:rFonts w:ascii="Times New Roman" w:hAnsi="Times New Roman" w:cs="Times New Roman"/>
+          <w:sz w:val="28"/>
+          <w:szCs w:val="28"/>
+        </w:rPr>
+        <w:t xml:space="preserve">При измерении конденсатора C получили ёмкость (47,97 ± 0,08) нФ и тангенс угла потерь 0,040 ± 0,006. Для катушки L индуктивность составила (14,39 ± 0,08) мГн, а добротность </w:t>
+      </w:r>
+      <w:r>
+        <w:rPr>
+          <w:rFonts w:ascii="Times New Roman" w:hAnsi="Times New Roman" w:cs="Times New Roman"/>
+          <w:sz w:val="28"/>
+          <w:szCs w:val="28"/>
+        </w:rPr>
+        <w:t>–</w:t>
+      </w:r>
+      <w:r>
+        <w:rPr>
+          <w:rFonts w:ascii="Times New Roman" w:hAnsi="Times New Roman" w:cs="Times New Roman"/>
+          <w:sz w:val="28"/>
+          <w:szCs w:val="28"/>
+        </w:rPr>
+        <w:t xml:space="preserve"> 0,273, при этом её погрешность не нормируется.</w:t>
+      </w:r>
+    </w:p>
+    <w:p>
+      <w:pPr>
+        <w:spacing w:line="360" w:lineRule="auto"/>
+        <w:ind w:firstLine="698"/>
+        <w:rPr>
+          <w:rFonts w:ascii="Times New Roman" w:hAnsi="Times New Roman" w:cs="Times New Roman"/>
+          <w:sz w:val="28"/>
+          <w:szCs w:val="28"/>
+        </w:rPr>
+      </w:pPr>
+      <w:r>
+        <w:rPr>
+          <w:rFonts w:ascii="Times New Roman" w:hAnsi="Times New Roman" w:cs="Times New Roman"/>
+          <w:sz w:val="28"/>
+          <w:szCs w:val="28"/>
+        </w:rPr>
+        <w:t>Таким образом, в ходе работы было установлено, что разные приборы отличаются по точности измерений. Также были определены основные параметры конденсатора и катушки индуктивности.</w:t>
+      </w:r>
+    </w:p>
+    <w:p>
+      <w:pPr>
+        <w:spacing w:line="360" w:lineRule="auto"/>
+        <w:ind w:firstLine="698"/>
+        <w:rPr>
+          <w:rFonts w:ascii="Times New Roman" w:hAnsi="Times New Roman" w:cs="Times New Roman"/>
+          <w:sz w:val="28"/>
+          <w:szCs w:val="28"/>
+        </w:rPr>
+      </w:pPr>
     </w:p>
     <w:sectPr>
       <w:pgSz w:w="11906" w:h="16838"/>
@@ -10669,6 +10179,25 @@
       <w:color w:val="808080"/>
     </w:rPr>
   </w:style>
+  <w:style w:type="paragraph" w:styleId="a6">
+    <w:name w:val="Normal (Web)"/>
+    <w:basedOn w:val="a"/>
+    <w:uiPriority w:val="99"/>
+    <w:semiHidden/>
+    <w:unhideWhenUsed/>
+    <w:rsid w:val="00A454F1"/>
+    <w:pPr>
+      <w:spacing w:before="100" w:beforeAutospacing="1" w:after="100" w:afterAutospacing="1"/>
+      <w:ind w:left="0" w:right="0"/>
+      <w:jc w:val="left"/>
+    </w:pPr>
+    <w:rPr>
+      <w:rFonts w:ascii="Times New Roman" w:eastAsia="Times New Roman" w:hAnsi="Times New Roman" w:cs="Times New Roman"/>
+      <w:sz w:val="24"/>
+      <w:szCs w:val="24"/>
+      <w:lang w:eastAsia="ru-RU"/>
+    </w:rPr>
+  </w:style>
 </w:styles>
 </file>
 
